--- a/klagomål/A 26473-2026 FSC-klagomål.docx
+++ b/klagomål/A 26473-2026 FSC-klagomål.docx
@@ -1136,7 +1136,7 @@
     <w:r>
       <w:tab/>
       <w:tab/>
-      <w:t>2026-06-15</w:t>
+      <w:t>2026-06-16</w:t>
       <w:br/>
       <w:br/>
     </w:r>

--- a/klagomål/A 26473-2026 FSC-klagomål.docx
+++ b/klagomål/A 26473-2026 FSC-klagomål.docx
@@ -1136,7 +1136,7 @@
     <w:r>
       <w:tab/>
       <w:tab/>
-      <w:t>2026-06-16</w:t>
+      <w:t>2026-06-17</w:t>
       <w:br/>
       <w:br/>
     </w:r>

--- a/klagomål/A 26473-2026 FSC-klagomål.docx
+++ b/klagomål/A 26473-2026 FSC-klagomål.docx
@@ -1,6 +1,6 @@
 
 <file path=word/document.xml><?xml version="1.0" encoding="utf-8"?>
-<w:document xmlns:wpc="http://schemas.microsoft.com/office/word/2010/wordprocessingCanvas" xmlns:cx="http://schemas.microsoft.com/office/drawing/2014/chartex" xmlns:cx1="http://schemas.microsoft.com/office/drawing/2015/9/8/chartex" xmlns:cx2="http://schemas.microsoft.com/office/drawing/2015/10/21/chartex" xmlns:cx3="http://schemas.microsoft.com/office/drawing/2016/5/9/chartex" xmlns:cx4="http://schemas.microsoft.com/office/drawing/2016/5/10/chartex" xmlns:cx5="http://schemas.microsoft.com/office/drawing/2016/5/11/chartex" xmlns:cx6="http://schemas.microsoft.com/office/drawing/2016/5/12/chartex" xmlns:cx7="http://schemas.microsoft.com/office/drawing/2016/5/13/chartex" xmlns:cx8="http://schemas.microsoft.com/office/drawing/2016/5/14/chartex" xmlns:mc="http://schemas.openxmlformats.org/markup-compatibility/2006" xmlns:aink="http://schemas.microsoft.com/office/drawing/2016/ink" xmlns:am3d="http://schemas.microsoft.com/office/drawing/2017/model3d" xmlns:o="urn:schemas-microsoft-com:office:office" xmlns:oel="http://schemas.microsoft.com/office/2019/extlst" xmlns:r="http://schemas.openxmlformats.org/officeDocument/2006/relationships" xmlns:m="http://schemas.openxmlformats.org/officeDocument/2006/math" xmlns:v="urn:schemas-microsoft-com:vml" xmlns:wp14="http://schemas.microsoft.com/office/word/2010/wordprocessingDrawing" xmlns:wp="http://schemas.openxmlformats.org/drawingml/2006/wordprocessingDrawing" xmlns:w10="urn:schemas-microsoft-com:office:word" xmlns:w="http://schemas.openxmlformats.org/wordprocessingml/2006/main" xmlns:w14="http://schemas.microsoft.com/office/word/2010/wordml" xmlns:w15="http://schemas.microsoft.com/office/word/2012/wordml" xmlns:w16cex="http://schemas.microsoft.com/office/word/2018/wordml/cex" xmlns:w16cid="http://schemas.microsoft.com/office/word/2016/wordml/cid" xmlns:w16="http://schemas.microsoft.com/office/word/2018/wordml" xmlns:w16sdtdh="http://schemas.microsoft.com/office/word/2020/wordml/sdtdatahash" xmlns:w16se="http://schemas.microsoft.com/office/word/2015/wordml/symex" xmlns:wpg="http://schemas.microsoft.com/office/word/2010/wordprocessingGroup" xmlns:wpi="http://schemas.microsoft.com/office/word/2010/wordprocessingInk" xmlns:wne="http://schemas.microsoft.com/office/word/2006/wordml" xmlns:wps="http://schemas.microsoft.com/office/word/2010/wordprocessingShape" mc:Ignorable="w14 w15 w16se w16cid w16 w16cex w16sdtdh wp14">
+<w:document xmlns:wpc="http://schemas.microsoft.com/office/word/2010/wordprocessingCanvas" xmlns:cx="http://schemas.microsoft.com/office/drawing/2014/chartex" xmlns:cx1="http://schemas.microsoft.com/office/drawing/2015/9/8/chartex" xmlns:cx2="http://schemas.microsoft.com/office/drawing/2015/10/21/chartex" xmlns:cx3="http://schemas.microsoft.com/office/drawing/2016/5/9/chartex" xmlns:cx4="http://schemas.microsoft.com/office/drawing/2016/5/10/chartex" xmlns:cx5="http://schemas.microsoft.com/office/drawing/2016/5/11/chartex" xmlns:cx6="http://schemas.microsoft.com/office/drawing/2016/5/12/chartex" xmlns:cx7="http://schemas.microsoft.com/office/drawing/2016/5/13/chartex" xmlns:cx8="http://schemas.microsoft.com/office/drawing/2016/5/14/chartex" xmlns:mc="http://schemas.openxmlformats.org/markup-compatibility/2006" xmlns:aink="http://schemas.microsoft.com/office/drawing/2016/ink" xmlns:am3d="http://schemas.microsoft.com/office/drawing/2017/model3d" xmlns:o="urn:schemas-microsoft-com:office:office" xmlns:oel="http://schemas.microsoft.com/office/2019/extlst" xmlns:r="http://schemas.openxmlformats.org/officeDocument/2006/relationships" xmlns:m="http://schemas.openxmlformats.org/officeDocument/2006/math" xmlns:v="urn:schemas-microsoft-com:vml" xmlns:wp14="http://schemas.microsoft.com/office/word/2010/wordprocessingDrawing" xmlns:wp="http://schemas.openxmlformats.org/drawingml/2006/wordprocessingDrawing" xmlns:w10="urn:schemas-microsoft-com:office:word" xmlns:w="http://schemas.openxmlformats.org/wordprocessingml/2006/main" xmlns:w14="http://schemas.microsoft.com/office/word/2010/wordml" xmlns:w15="http://schemas.microsoft.com/office/word/2012/wordml" xmlns:w16cex="http://schemas.microsoft.com/office/word/2018/wordml/cex" xmlns:w16cid="http://schemas.microsoft.com/office/word/2016/wordml/cid" xmlns:w16="http://schemas.microsoft.com/office/word/2018/wordml" xmlns:w16du="http://schemas.microsoft.com/office/word/2023/wordml/word16du" xmlns:w16sdtdh="http://schemas.microsoft.com/office/word/2020/wordml/sdtdatahash" xmlns:w16sdtfl="http://schemas.microsoft.com/office/word/2024/wordml/sdtformatlock" xmlns:w16se="http://schemas.microsoft.com/office/word/2015/wordml/symex" xmlns:wpg="http://schemas.microsoft.com/office/word/2010/wordprocessingGroup" xmlns:wpi="http://schemas.microsoft.com/office/word/2010/wordprocessingInk" xmlns:wne="http://schemas.microsoft.com/office/word/2006/wordml" xmlns:wps="http://schemas.microsoft.com/office/word/2010/wordprocessingShape" mc:Ignorable="w14 w15 w16se w16cid w16 w16cex w16sdtdh w16sdtfl w16du wp14">
   <w:body>
     <w:p>
       <w:r>
@@ -168,7 +168,7 @@
     </w:p>
     <w:p>
       <w:r>
-        <w:t>Detta dokument behandlar höga naturvärden i avverkningsanmälan A 26473-2026 i Strömsunds kommun. Denna avverkningsanmälan inkom 2026-06-10 12:15:53 och omfattar 9,6 ha.</w:t>
+        <w:t>Detta dokument behandlar höga naturvärden i avverkningsanmälan A 26473-2026 i Strömsunds kommun som inkom 2026-06-10 och omfattar 9,6 ha.</w:t>
       </w:r>
     </w:p>
     <w:p>
@@ -191,12 +191,15 @@
     </w:p>
     <w:p>
       <w:r>
-        <w:t>I avverkningsanmälan har följande 11 naturvårdsarter hittats: garnlav (NT), granticka (NT), kolflarnlav (NT), lunglav (NT), mörk kolflarnlav (NT), svart taggsvamp agg. (NT), vedskivlav (NT), bårdlav (S), skinnlav (S), stuplav (S) och vedticka (S). Av dessa är 7 rödlistade. För rödlistade arter har rödlistekategorin angivits inom parentes. Arter som är signalarter enligt Skogsstyrelsen har markerats med (S).</w:t>
+        <w:t>I och inom 24 meter från avverkningsanmälan har följande 10 naturvårdsarter hittats: garnlav (VU, T), kolflarnlav (NT, T), lunglav (NT, T), mörk kolflarnlav (NT), vedskivlav (NT, T), vitgrynig nållav (NT), bårdlav (S, T), skinnlav (S, T), stuplav (S, T) och vedticka (S, T). Av dessa är 6 rödlistade. För rödlistade arter har rödlistekategorin angivits inom parentes. Arter som är signalarter enligt Skogsstyrelsen har markerats med (S). Typiska arter inom Natura 2000 som är kopplade till skogsekosystem har markerats med (T).</w:t>
       </w:r>
     </w:p>
     <w:p>
       <w:r>
-        <w:t>De påträffade naturvårdsarterna är ett tydligt kvitto på att detta rör sig om en skog med höga naturvärden. I Figur 1 visas en karta över det avverkningsanmälda området, där samtliga fyndplatser för naturvårdsarter som finns registrerade på Artportalen har markerats.</w:t>
+        <w:t>De påträffade naturvårdsarterna är ett tydligt kvitto på att det rör sig om en skog med höga naturvärden.</w:t>
+      </w:r>
+      <w:r>
+        <w:t xml:space="preserve"> I Figur 1 visas fyndplatser för naturvårdsarter i området, som finns registrerade på Artportalen.</w:t>
       </w:r>
     </w:p>
     <w:p>
@@ -206,7 +209,7 @@
       <w:r>
         <w:drawing>
           <wp:inline xmlns:a="http://schemas.openxmlformats.org/drawingml/2006/main" xmlns:pic="http://schemas.openxmlformats.org/drawingml/2006/picture">
-            <wp:extent cx="5486400" cy="3985921"/>
+            <wp:extent cx="5486400" cy="5329915"/>
             <wp:docPr id="1" name="Picture 1"/>
             <wp:cNvGraphicFramePr>
               <a:graphicFrameLocks noChangeAspect="1"/>
@@ -227,7 +230,7 @@
                   <pic:spPr>
                     <a:xfrm>
                       <a:off x="0" y="0"/>
-                      <a:ext cx="5486400" cy="3985921"/>
+                      <a:ext cx="5486400" cy="5329915"/>
                     </a:xfrm>
                     <a:prstGeom prst="rect"/>
                   </pic:spPr>
@@ -241,9 +244,10 @@
     <w:p>
       <w:pPr>
         <w:pStyle w:val="Caption"/>
+        <w:spacing w:after="240"/>
       </w:pPr>
       <w:r>
-        <w:t>Figur 1. Fyndplatser för naturvårdsarter i det avverkningsanmälda området (röd linje). Markörer utan svart kant är placerade på fyndplatsen. Markörer med svart kant är placerade vid sidan av fyndplatsen och har ett svart streck som visar fyndplatsens exakta position. Kartans mittpunktskoordinat är N 7039968, E 534372 i SWEREF 99 TM.</w:t>
+        <w:t>Figur 1. Fyndplatser för naturvårdsarter i och inom 24 meter från avverkningsanmälan (röd linje). Markörer utan svart kant är placerade på fyndplatsen. Markörer med svart kant är placerade vid sidan av fyndplatsen och har ett svart streck som visar fyndplatsens exakta position. Kartans mittpunktskoordinat är N 7039968, E 534372 i SWEREF 99 TM.</w:t>
       </w:r>
     </w:p>
     <w:p>
@@ -327,44 +331,6 @@
         <w:rPr>
           <w:b/>
         </w:rPr>
-        <w:t>Granticka</w:t>
-      </w:r>
-      <w:r>
-        <w:t xml:space="preserve"> förekommer främst i äldre skogar med naturskogskaraktär, liksom i dimensionsavverkade och plockhuggna skogar. I äldre grannaturskog i norra Sverige är den alltjämt en förhållandevis vanlig karaktärsart, medan den längre söderut blir allt mer sällsynt. I Götaland och delar av Svealand är den en god signalart för skyddsvärda granskogsmiljöer. Arten bedöms ha minskat starkt under senare år på grund av skogsavverkningar, då den framför allt växer i äldre granskog med långvarig grankontinuitet. I urskogsliknande bestånd i norra Sverige kan ibland påträffas den mycket sällsynta tickan grantickeporing (VU), som lever på döda grantickor. Det som tidigare inbegripit grantickan har visat sig röra sig om två arter; tajgagranticka </w:t>
-      </w:r>
-      <w:r>
-        <w:rPr>
-          <w:i/>
-        </w:rPr>
-        <w:t>Porodaedalea abietis</w:t>
-      </w:r>
-      <w:r>
-        <w:t xml:space="preserve"> (LC) och </w:t>
-      </w:r>
-      <w:r>
-        <w:rPr>
-          <w:i/>
-        </w:rPr>
-        <w:t>Porodaedalea chrysoloma</w:t>
-      </w:r>
-      <w:r>
-        <w:t xml:space="preserve"> (DD). Den nordligare arten, tajgagranticka, bildar större fruktkroppar och har sin främsta förekomst i norra Sverige, medan den mer tunnköttiga arten, </w:t>
-      </w:r>
-      <w:r>
-        <w:rPr>
-          <w:i/>
-        </w:rPr>
-        <w:t>P. chrysoloma</w:t>
-      </w:r>
-      <w:r>
-        <w:t>, förekommer i sydöstra Sverige och på Gotland (SLU Artdatabanken, 2026; Nitare &amp; Skogsstyrelsen, 2019).</w:t>
-      </w:r>
-    </w:p>
-    <w:p>
-      <w:r>
-        <w:rPr>
-          <w:b/>
-        </w:rPr>
         <w:t>Kolflarnlav (NT)</w:t>
       </w:r>
       <w:r>
@@ -537,53 +503,6 @@
         <w:rPr>
           <w:b/>
         </w:rPr>
-        <w:t xml:space="preserve">Svart taggsvamp agg. </w:t>
-      </w:r>
-      <w:r>
-        <w:t xml:space="preserve">har visat sig bestå av fyra olika arter: </w:t>
-      </w:r>
-      <w:r>
-        <w:rPr>
-          <w:i/>
-        </w:rPr>
-        <w:t>Phellodon melilotinus</w:t>
-      </w:r>
-      <w:r>
-        <w:t xml:space="preserve"> (VU), </w:t>
-      </w:r>
-      <w:r>
-        <w:rPr>
-          <w:i/>
-        </w:rPr>
-        <w:t>Phellodon aquiloniniger</w:t>
-      </w:r>
-      <w:r>
-        <w:t xml:space="preserve"> (NT), </w:t>
-      </w:r>
-      <w:r>
-        <w:rPr>
-          <w:i/>
-        </w:rPr>
-        <w:t>Phellodon frondosoniger</w:t>
-      </w:r>
-      <w:r>
-        <w:t xml:space="preserve"> (NT) och svart taggsvamp </w:t>
-      </w:r>
-      <w:r>
-        <w:rPr>
-          <w:i/>
-        </w:rPr>
-        <w:t>Phellodon niger</w:t>
-      </w:r>
-      <w:r>
-        <w:t xml:space="preserve"> (NT). De olika arterna är mykorrhizasvampar med olika utbredning och ekologi som kan påträffas både i barr- och lövskogar. Samtliga arterna är rödlistade och signalerar skogsområden med höga naturvärden (SLU Artdatabanken, 2026; Nitare &amp; Skogsstyrelsen, 2019).</w:t>
-      </w:r>
-    </w:p>
-    <w:p>
-      <w:r>
-        <w:rPr>
-          <w:b/>
-        </w:rPr>
         <w:t>Vedskivlav (NT)</w:t>
       </w:r>
       <w:r>
@@ -617,6 +536,17 @@
       </w:r>
       <w:r>
         <w:t>(Nitare &amp; Skogsstyrelsen, 2019; SLU Artdatabanken, 2025).</w:t>
+      </w:r>
+    </w:p>
+    <w:p>
+      <w:r>
+        <w:rPr>
+          <w:b/>
+        </w:rPr>
+        <w:t>Vitgrynig nållav (NT)</w:t>
+      </w:r>
+      <w:r>
+        <w:t xml:space="preserve"> växer nästan uteslutande på bark av gamla, senvuxna granar i skuggiga lägen med hög och jämn luftfuktighet. Den vanligaste naturtypen för arten är kontinuitetsskogar på frisk mark men den finns också i sumpgranskogar. På lång sikt utgör avverkningar av olikåldriga granskogar av naturskogskaraktär ett allvarligt hot mot arten och skogsbruksåtgärder på eller i närheten av växtplatserna bör undvikas. Naturskogsartade, fuktiga granskogar med förekomster av arten signalerar höga biologiska värden och bör bevaras (SLU Artdatabanken, 2024; Nitare &amp; Skogsstyrelsen, 2019).</w:t>
       </w:r>
     </w:p>
     <w:p>
@@ -709,7 +639,7 @@
         <w:rPr>
           <w:i/>
         </w:rPr>
-        <w:t>I det avverkningsanmälda skogsområdet har 11 naturvårdsarter varav 7 rödlistade arter sina livsmiljöer och växtplatser.</w:t>
+        <w:t>I det avverkningsanmälda skogsområdet har 10 naturvårdsarter varav 6 rödlistade arter sina livsmiljöer och växtplatser.</w:t>
       </w:r>
     </w:p>
     <w:p>
@@ -1026,7 +956,7 @@
 </file>
 
 <file path=word/endnotes.xml><?xml version="1.0" encoding="utf-8"?>
-<w:endnotes xmlns:wpc="http://schemas.microsoft.com/office/word/2010/wordprocessingCanvas" xmlns:cx="http://schemas.microsoft.com/office/drawing/2014/chartex" xmlns:cx1="http://schemas.microsoft.com/office/drawing/2015/9/8/chartex" xmlns:cx2="http://schemas.microsoft.com/office/drawing/2015/10/21/chartex" xmlns:cx3="http://schemas.microsoft.com/office/drawing/2016/5/9/chartex" xmlns:cx4="http://schemas.microsoft.com/office/drawing/2016/5/10/chartex" xmlns:cx5="http://schemas.microsoft.com/office/drawing/2016/5/11/chartex" xmlns:cx6="http://schemas.microsoft.com/office/drawing/2016/5/12/chartex" xmlns:cx7="http://schemas.microsoft.com/office/drawing/2016/5/13/chartex" xmlns:cx8="http://schemas.microsoft.com/office/drawing/2016/5/14/chartex" xmlns:mc="http://schemas.openxmlformats.org/markup-compatibility/2006" xmlns:aink="http://schemas.microsoft.com/office/drawing/2016/ink" xmlns:am3d="http://schemas.microsoft.com/office/drawing/2017/model3d" xmlns:o="urn:schemas-microsoft-com:office:office" xmlns:oel="http://schemas.microsoft.com/office/2019/extlst" xmlns:r="http://schemas.openxmlformats.org/officeDocument/2006/relationships" xmlns:m="http://schemas.openxmlformats.org/officeDocument/2006/math" xmlns:v="urn:schemas-microsoft-com:vml" xmlns:wp14="http://schemas.microsoft.com/office/word/2010/wordprocessingDrawing" xmlns:wp="http://schemas.openxmlformats.org/drawingml/2006/wordprocessingDrawing" xmlns:w10="urn:schemas-microsoft-com:office:word" xmlns:w="http://schemas.openxmlformats.org/wordprocessingml/2006/main" xmlns:w14="http://schemas.microsoft.com/office/word/2010/wordml" xmlns:w15="http://schemas.microsoft.com/office/word/2012/wordml" xmlns:w16cex="http://schemas.microsoft.com/office/word/2018/wordml/cex" xmlns:w16cid="http://schemas.microsoft.com/office/word/2016/wordml/cid" xmlns:w16="http://schemas.microsoft.com/office/word/2018/wordml" xmlns:w16sdtdh="http://schemas.microsoft.com/office/word/2020/wordml/sdtdatahash" xmlns:w16se="http://schemas.microsoft.com/office/word/2015/wordml/symex" xmlns:wpg="http://schemas.microsoft.com/office/word/2010/wordprocessingGroup" xmlns:wpi="http://schemas.microsoft.com/office/word/2010/wordprocessingInk" xmlns:wne="http://schemas.microsoft.com/office/word/2006/wordml" xmlns:wps="http://schemas.microsoft.com/office/word/2010/wordprocessingShape" mc:Ignorable="w14 w15 w16se w16cid w16 w16cex w16sdtdh wp14">
+<w:endnotes xmlns:wpc="http://schemas.microsoft.com/office/word/2010/wordprocessingCanvas" xmlns:cx="http://schemas.microsoft.com/office/drawing/2014/chartex" xmlns:cx1="http://schemas.microsoft.com/office/drawing/2015/9/8/chartex" xmlns:cx2="http://schemas.microsoft.com/office/drawing/2015/10/21/chartex" xmlns:cx3="http://schemas.microsoft.com/office/drawing/2016/5/9/chartex" xmlns:cx4="http://schemas.microsoft.com/office/drawing/2016/5/10/chartex" xmlns:cx5="http://schemas.microsoft.com/office/drawing/2016/5/11/chartex" xmlns:cx6="http://schemas.microsoft.com/office/drawing/2016/5/12/chartex" xmlns:cx7="http://schemas.microsoft.com/office/drawing/2016/5/13/chartex" xmlns:cx8="http://schemas.microsoft.com/office/drawing/2016/5/14/chartex" xmlns:mc="http://schemas.openxmlformats.org/markup-compatibility/2006" xmlns:aink="http://schemas.microsoft.com/office/drawing/2016/ink" xmlns:am3d="http://schemas.microsoft.com/office/drawing/2017/model3d" xmlns:o="urn:schemas-microsoft-com:office:office" xmlns:oel="http://schemas.microsoft.com/office/2019/extlst" xmlns:r="http://schemas.openxmlformats.org/officeDocument/2006/relationships" xmlns:m="http://schemas.openxmlformats.org/officeDocument/2006/math" xmlns:v="urn:schemas-microsoft-com:vml" xmlns:wp14="http://schemas.microsoft.com/office/word/2010/wordprocessingDrawing" xmlns:wp="http://schemas.openxmlformats.org/drawingml/2006/wordprocessingDrawing" xmlns:w10="urn:schemas-microsoft-com:office:word" xmlns:w="http://schemas.openxmlformats.org/wordprocessingml/2006/main" xmlns:w14="http://schemas.microsoft.com/office/word/2010/wordml" xmlns:w15="http://schemas.microsoft.com/office/word/2012/wordml" xmlns:w16cex="http://schemas.microsoft.com/office/word/2018/wordml/cex" xmlns:w16cid="http://schemas.microsoft.com/office/word/2016/wordml/cid" xmlns:w16="http://schemas.microsoft.com/office/word/2018/wordml" xmlns:w16du="http://schemas.microsoft.com/office/word/2023/wordml/word16du" xmlns:w16sdtdh="http://schemas.microsoft.com/office/word/2020/wordml/sdtdatahash" xmlns:w16sdtfl="http://schemas.microsoft.com/office/word/2024/wordml/sdtformatlock" xmlns:w16se="http://schemas.microsoft.com/office/word/2015/wordml/symex" xmlns:wpg="http://schemas.microsoft.com/office/word/2010/wordprocessingGroup" xmlns:wpi="http://schemas.microsoft.com/office/word/2010/wordprocessingInk" xmlns:wne="http://schemas.microsoft.com/office/word/2006/wordml" xmlns:wps="http://schemas.microsoft.com/office/word/2010/wordprocessingShape" mc:Ignorable="w14 w15 w16se w16cid w16 w16cex w16sdtdh w16sdtfl w16du wp14">
   <w:endnote w:type="separator" w:id="-1">
     <w:p>
       <w:pPr>
@@ -1051,7 +981,7 @@
 </file>
 
 <file path=word/footer1.xml><?xml version="1.0" encoding="utf-8"?>
-<w:ftr xmlns:wpc="http://schemas.microsoft.com/office/word/2010/wordprocessingCanvas" xmlns:cx="http://schemas.microsoft.com/office/drawing/2014/chartex" xmlns:cx1="http://schemas.microsoft.com/office/drawing/2015/9/8/chartex" xmlns:cx2="http://schemas.microsoft.com/office/drawing/2015/10/21/chartex" xmlns:cx3="http://schemas.microsoft.com/office/drawing/2016/5/9/chartex" xmlns:cx4="http://schemas.microsoft.com/office/drawing/2016/5/10/chartex" xmlns:cx5="http://schemas.microsoft.com/office/drawing/2016/5/11/chartex" xmlns:cx6="http://schemas.microsoft.com/office/drawing/2016/5/12/chartex" xmlns:cx7="http://schemas.microsoft.com/office/drawing/2016/5/13/chartex" xmlns:cx8="http://schemas.microsoft.com/office/drawing/2016/5/14/chartex" xmlns:mc="http://schemas.openxmlformats.org/markup-compatibility/2006" xmlns:aink="http://schemas.microsoft.com/office/drawing/2016/ink" xmlns:am3d="http://schemas.microsoft.com/office/drawing/2017/model3d" xmlns:o="urn:schemas-microsoft-com:office:office" xmlns:oel="http://schemas.microsoft.com/office/2019/extlst" xmlns:r="http://schemas.openxmlformats.org/officeDocument/2006/relationships" xmlns:m="http://schemas.openxmlformats.org/officeDocument/2006/math" xmlns:v="urn:schemas-microsoft-com:vml" xmlns:wp14="http://schemas.microsoft.com/office/word/2010/wordprocessingDrawing" xmlns:wp="http://schemas.openxmlformats.org/drawingml/2006/wordprocessingDrawing" xmlns:w10="urn:schemas-microsoft-com:office:word" xmlns:w="http://schemas.openxmlformats.org/wordprocessingml/2006/main" xmlns:w14="http://schemas.microsoft.com/office/word/2010/wordml" xmlns:w15="http://schemas.microsoft.com/office/word/2012/wordml" xmlns:w16cex="http://schemas.microsoft.com/office/word/2018/wordml/cex" xmlns:w16cid="http://schemas.microsoft.com/office/word/2016/wordml/cid" xmlns:w16="http://schemas.microsoft.com/office/word/2018/wordml" xmlns:w16sdtdh="http://schemas.microsoft.com/office/word/2020/wordml/sdtdatahash" xmlns:w16se="http://schemas.microsoft.com/office/word/2015/wordml/symex" xmlns:wpg="http://schemas.microsoft.com/office/word/2010/wordprocessingGroup" xmlns:wpi="http://schemas.microsoft.com/office/word/2010/wordprocessingInk" xmlns:wne="http://schemas.microsoft.com/office/word/2006/wordml" xmlns:wps="http://schemas.microsoft.com/office/word/2010/wordprocessingShape" mc:Ignorable="w14 w15 w16se w16cid w16 w16cex w16sdtdh wp14">
+<w:ftr xmlns:wpc="http://schemas.microsoft.com/office/word/2010/wordprocessingCanvas" xmlns:cx="http://schemas.microsoft.com/office/drawing/2014/chartex" xmlns:cx1="http://schemas.microsoft.com/office/drawing/2015/9/8/chartex" xmlns:cx2="http://schemas.microsoft.com/office/drawing/2015/10/21/chartex" xmlns:cx3="http://schemas.microsoft.com/office/drawing/2016/5/9/chartex" xmlns:cx4="http://schemas.microsoft.com/office/drawing/2016/5/10/chartex" xmlns:cx5="http://schemas.microsoft.com/office/drawing/2016/5/11/chartex" xmlns:cx6="http://schemas.microsoft.com/office/drawing/2016/5/12/chartex" xmlns:cx7="http://schemas.microsoft.com/office/drawing/2016/5/13/chartex" xmlns:cx8="http://schemas.microsoft.com/office/drawing/2016/5/14/chartex" xmlns:mc="http://schemas.openxmlformats.org/markup-compatibility/2006" xmlns:aink="http://schemas.microsoft.com/office/drawing/2016/ink" xmlns:am3d="http://schemas.microsoft.com/office/drawing/2017/model3d" xmlns:o="urn:schemas-microsoft-com:office:office" xmlns:oel="http://schemas.microsoft.com/office/2019/extlst" xmlns:r="http://schemas.openxmlformats.org/officeDocument/2006/relationships" xmlns:m="http://schemas.openxmlformats.org/officeDocument/2006/math" xmlns:v="urn:schemas-microsoft-com:vml" xmlns:wp14="http://schemas.microsoft.com/office/word/2010/wordprocessingDrawing" xmlns:wp="http://schemas.openxmlformats.org/drawingml/2006/wordprocessingDrawing" xmlns:w10="urn:schemas-microsoft-com:office:word" xmlns:w="http://schemas.openxmlformats.org/wordprocessingml/2006/main" xmlns:w14="http://schemas.microsoft.com/office/word/2010/wordml" xmlns:w15="http://schemas.microsoft.com/office/word/2012/wordml" xmlns:w16cex="http://schemas.microsoft.com/office/word/2018/wordml/cex" xmlns:w16cid="http://schemas.microsoft.com/office/word/2016/wordml/cid" xmlns:w16="http://schemas.microsoft.com/office/word/2018/wordml" xmlns:w16du="http://schemas.microsoft.com/office/word/2023/wordml/word16du" xmlns:w16sdtdh="http://schemas.microsoft.com/office/word/2020/wordml/sdtdatahash" xmlns:w16sdtfl="http://schemas.microsoft.com/office/word/2024/wordml/sdtformatlock" xmlns:w16se="http://schemas.microsoft.com/office/word/2015/wordml/symex" xmlns:wpg="http://schemas.microsoft.com/office/word/2010/wordprocessingGroup" xmlns:wpi="http://schemas.microsoft.com/office/word/2010/wordprocessingInk" xmlns:wne="http://schemas.microsoft.com/office/word/2006/wordml" xmlns:wps="http://schemas.microsoft.com/office/word/2010/wordprocessingShape" mc:Ignorable="w14 w15 w16se w16cid w16 w16cex w16sdtdh w16sdtfl w16du wp14">
   <w:p>
     <w:pPr>
       <w:pStyle w:val="Footer"/>
@@ -1061,7 +991,7 @@
 </file>
 
 <file path=word/footer2.xml><?xml version="1.0" encoding="utf-8"?>
-<w:ftr xmlns:wpc="http://schemas.microsoft.com/office/word/2010/wordprocessingCanvas" xmlns:cx="http://schemas.microsoft.com/office/drawing/2014/chartex" xmlns:cx1="http://schemas.microsoft.com/office/drawing/2015/9/8/chartex" xmlns:cx2="http://schemas.microsoft.com/office/drawing/2015/10/21/chartex" xmlns:cx3="http://schemas.microsoft.com/office/drawing/2016/5/9/chartex" xmlns:cx4="http://schemas.microsoft.com/office/drawing/2016/5/10/chartex" xmlns:cx5="http://schemas.microsoft.com/office/drawing/2016/5/11/chartex" xmlns:cx6="http://schemas.microsoft.com/office/drawing/2016/5/12/chartex" xmlns:cx7="http://schemas.microsoft.com/office/drawing/2016/5/13/chartex" xmlns:cx8="http://schemas.microsoft.com/office/drawing/2016/5/14/chartex" xmlns:mc="http://schemas.openxmlformats.org/markup-compatibility/2006" xmlns:aink="http://schemas.microsoft.com/office/drawing/2016/ink" xmlns:am3d="http://schemas.microsoft.com/office/drawing/2017/model3d" xmlns:o="urn:schemas-microsoft-com:office:office" xmlns:oel="http://schemas.microsoft.com/office/2019/extlst" xmlns:r="http://schemas.openxmlformats.org/officeDocument/2006/relationships" xmlns:m="http://schemas.openxmlformats.org/officeDocument/2006/math" xmlns:v="urn:schemas-microsoft-com:vml" xmlns:wp14="http://schemas.microsoft.com/office/word/2010/wordprocessingDrawing" xmlns:wp="http://schemas.openxmlformats.org/drawingml/2006/wordprocessingDrawing" xmlns:w10="urn:schemas-microsoft-com:office:word" xmlns:w="http://schemas.openxmlformats.org/wordprocessingml/2006/main" xmlns:w14="http://schemas.microsoft.com/office/word/2010/wordml" xmlns:w15="http://schemas.microsoft.com/office/word/2012/wordml" xmlns:w16cex="http://schemas.microsoft.com/office/word/2018/wordml/cex" xmlns:w16cid="http://schemas.microsoft.com/office/word/2016/wordml/cid" xmlns:w16="http://schemas.microsoft.com/office/word/2018/wordml" xmlns:w16sdtdh="http://schemas.microsoft.com/office/word/2020/wordml/sdtdatahash" xmlns:w16se="http://schemas.microsoft.com/office/word/2015/wordml/symex" xmlns:wpg="http://schemas.microsoft.com/office/word/2010/wordprocessingGroup" xmlns:wpi="http://schemas.microsoft.com/office/word/2010/wordprocessingInk" xmlns:wne="http://schemas.microsoft.com/office/word/2006/wordml" xmlns:wps="http://schemas.microsoft.com/office/word/2010/wordprocessingShape" mc:Ignorable="w14 w15 w16se w16cid w16 w16cex w16sdtdh wp14">
+<w:ftr xmlns:wpc="http://schemas.microsoft.com/office/word/2010/wordprocessingCanvas" xmlns:cx="http://schemas.microsoft.com/office/drawing/2014/chartex" xmlns:cx1="http://schemas.microsoft.com/office/drawing/2015/9/8/chartex" xmlns:cx2="http://schemas.microsoft.com/office/drawing/2015/10/21/chartex" xmlns:cx3="http://schemas.microsoft.com/office/drawing/2016/5/9/chartex" xmlns:cx4="http://schemas.microsoft.com/office/drawing/2016/5/10/chartex" xmlns:cx5="http://schemas.microsoft.com/office/drawing/2016/5/11/chartex" xmlns:cx6="http://schemas.microsoft.com/office/drawing/2016/5/12/chartex" xmlns:cx7="http://schemas.microsoft.com/office/drawing/2016/5/13/chartex" xmlns:cx8="http://schemas.microsoft.com/office/drawing/2016/5/14/chartex" xmlns:mc="http://schemas.openxmlformats.org/markup-compatibility/2006" xmlns:aink="http://schemas.microsoft.com/office/drawing/2016/ink" xmlns:am3d="http://schemas.microsoft.com/office/drawing/2017/model3d" xmlns:o="urn:schemas-microsoft-com:office:office" xmlns:oel="http://schemas.microsoft.com/office/2019/extlst" xmlns:r="http://schemas.openxmlformats.org/officeDocument/2006/relationships" xmlns:m="http://schemas.openxmlformats.org/officeDocument/2006/math" xmlns:v="urn:schemas-microsoft-com:vml" xmlns:wp14="http://schemas.microsoft.com/office/word/2010/wordprocessingDrawing" xmlns:wp="http://schemas.openxmlformats.org/drawingml/2006/wordprocessingDrawing" xmlns:w10="urn:schemas-microsoft-com:office:word" xmlns:w="http://schemas.openxmlformats.org/wordprocessingml/2006/main" xmlns:w14="http://schemas.microsoft.com/office/word/2010/wordml" xmlns:w15="http://schemas.microsoft.com/office/word/2012/wordml" xmlns:w16cex="http://schemas.microsoft.com/office/word/2018/wordml/cex" xmlns:w16cid="http://schemas.microsoft.com/office/word/2016/wordml/cid" xmlns:w16="http://schemas.microsoft.com/office/word/2018/wordml" xmlns:w16du="http://schemas.microsoft.com/office/word/2023/wordml/word16du" xmlns:w16sdtdh="http://schemas.microsoft.com/office/word/2020/wordml/sdtdatahash" xmlns:w16sdtfl="http://schemas.microsoft.com/office/word/2024/wordml/sdtformatlock" xmlns:w16se="http://schemas.microsoft.com/office/word/2015/wordml/symex" xmlns:wpg="http://schemas.microsoft.com/office/word/2010/wordprocessingGroup" xmlns:wpi="http://schemas.microsoft.com/office/word/2010/wordprocessingInk" xmlns:wne="http://schemas.microsoft.com/office/word/2006/wordml" xmlns:wps="http://schemas.microsoft.com/office/word/2010/wordprocessingShape" mc:Ignorable="w14 w15 w16se w16cid w16 w16cex w16sdtdh w16sdtfl w16du wp14">
   <w:p>
     <w:pPr>
       <w:pStyle w:val="Footer"/>
@@ -1071,7 +1001,7 @@
 </file>
 
 <file path=word/footer3.xml><?xml version="1.0" encoding="utf-8"?>
-<w:ftr xmlns:wpc="http://schemas.microsoft.com/office/word/2010/wordprocessingCanvas" xmlns:cx="http://schemas.microsoft.com/office/drawing/2014/chartex" xmlns:cx1="http://schemas.microsoft.com/office/drawing/2015/9/8/chartex" xmlns:cx2="http://schemas.microsoft.com/office/drawing/2015/10/21/chartex" xmlns:cx3="http://schemas.microsoft.com/office/drawing/2016/5/9/chartex" xmlns:cx4="http://schemas.microsoft.com/office/drawing/2016/5/10/chartex" xmlns:cx5="http://schemas.microsoft.com/office/drawing/2016/5/11/chartex" xmlns:cx6="http://schemas.microsoft.com/office/drawing/2016/5/12/chartex" xmlns:cx7="http://schemas.microsoft.com/office/drawing/2016/5/13/chartex" xmlns:cx8="http://schemas.microsoft.com/office/drawing/2016/5/14/chartex" xmlns:mc="http://schemas.openxmlformats.org/markup-compatibility/2006" xmlns:aink="http://schemas.microsoft.com/office/drawing/2016/ink" xmlns:am3d="http://schemas.microsoft.com/office/drawing/2017/model3d" xmlns:o="urn:schemas-microsoft-com:office:office" xmlns:oel="http://schemas.microsoft.com/office/2019/extlst" xmlns:r="http://schemas.openxmlformats.org/officeDocument/2006/relationships" xmlns:m="http://schemas.openxmlformats.org/officeDocument/2006/math" xmlns:v="urn:schemas-microsoft-com:vml" xmlns:wp14="http://schemas.microsoft.com/office/word/2010/wordprocessingDrawing" xmlns:wp="http://schemas.openxmlformats.org/drawingml/2006/wordprocessingDrawing" xmlns:w10="urn:schemas-microsoft-com:office:word" xmlns:w="http://schemas.openxmlformats.org/wordprocessingml/2006/main" xmlns:w14="http://schemas.microsoft.com/office/word/2010/wordml" xmlns:w15="http://schemas.microsoft.com/office/word/2012/wordml" xmlns:w16cex="http://schemas.microsoft.com/office/word/2018/wordml/cex" xmlns:w16cid="http://schemas.microsoft.com/office/word/2016/wordml/cid" xmlns:w16="http://schemas.microsoft.com/office/word/2018/wordml" xmlns:w16sdtdh="http://schemas.microsoft.com/office/word/2020/wordml/sdtdatahash" xmlns:w16se="http://schemas.microsoft.com/office/word/2015/wordml/symex" xmlns:wpg="http://schemas.microsoft.com/office/word/2010/wordprocessingGroup" xmlns:wpi="http://schemas.microsoft.com/office/word/2010/wordprocessingInk" xmlns:wne="http://schemas.microsoft.com/office/word/2006/wordml" xmlns:wps="http://schemas.microsoft.com/office/word/2010/wordprocessingShape" mc:Ignorable="w14 w15 w16se w16cid w16 w16cex w16sdtdh wp14">
+<w:ftr xmlns:wpc="http://schemas.microsoft.com/office/word/2010/wordprocessingCanvas" xmlns:cx="http://schemas.microsoft.com/office/drawing/2014/chartex" xmlns:cx1="http://schemas.microsoft.com/office/drawing/2015/9/8/chartex" xmlns:cx2="http://schemas.microsoft.com/office/drawing/2015/10/21/chartex" xmlns:cx3="http://schemas.microsoft.com/office/drawing/2016/5/9/chartex" xmlns:cx4="http://schemas.microsoft.com/office/drawing/2016/5/10/chartex" xmlns:cx5="http://schemas.microsoft.com/office/drawing/2016/5/11/chartex" xmlns:cx6="http://schemas.microsoft.com/office/drawing/2016/5/12/chartex" xmlns:cx7="http://schemas.microsoft.com/office/drawing/2016/5/13/chartex" xmlns:cx8="http://schemas.microsoft.com/office/drawing/2016/5/14/chartex" xmlns:mc="http://schemas.openxmlformats.org/markup-compatibility/2006" xmlns:aink="http://schemas.microsoft.com/office/drawing/2016/ink" xmlns:am3d="http://schemas.microsoft.com/office/drawing/2017/model3d" xmlns:o="urn:schemas-microsoft-com:office:office" xmlns:oel="http://schemas.microsoft.com/office/2019/extlst" xmlns:r="http://schemas.openxmlformats.org/officeDocument/2006/relationships" xmlns:m="http://schemas.openxmlformats.org/officeDocument/2006/math" xmlns:v="urn:schemas-microsoft-com:vml" xmlns:wp14="http://schemas.microsoft.com/office/word/2010/wordprocessingDrawing" xmlns:wp="http://schemas.openxmlformats.org/drawingml/2006/wordprocessingDrawing" xmlns:w10="urn:schemas-microsoft-com:office:word" xmlns:w="http://schemas.openxmlformats.org/wordprocessingml/2006/main" xmlns:w14="http://schemas.microsoft.com/office/word/2010/wordml" xmlns:w15="http://schemas.microsoft.com/office/word/2012/wordml" xmlns:w16cex="http://schemas.microsoft.com/office/word/2018/wordml/cex" xmlns:w16cid="http://schemas.microsoft.com/office/word/2016/wordml/cid" xmlns:w16="http://schemas.microsoft.com/office/word/2018/wordml" xmlns:w16du="http://schemas.microsoft.com/office/word/2023/wordml/word16du" xmlns:w16sdtdh="http://schemas.microsoft.com/office/word/2020/wordml/sdtdatahash" xmlns:w16sdtfl="http://schemas.microsoft.com/office/word/2024/wordml/sdtformatlock" xmlns:w16se="http://schemas.microsoft.com/office/word/2015/wordml/symex" xmlns:wpg="http://schemas.microsoft.com/office/word/2010/wordprocessingGroup" xmlns:wpi="http://schemas.microsoft.com/office/word/2010/wordprocessingInk" xmlns:wne="http://schemas.microsoft.com/office/word/2006/wordml" xmlns:wps="http://schemas.microsoft.com/office/word/2010/wordprocessingShape" mc:Ignorable="w14 w15 w16se w16cid w16 w16cex w16sdtdh w16sdtfl w16du wp14">
   <w:p>
     <w:pPr>
       <w:pStyle w:val="Footer"/>
@@ -1081,7 +1011,7 @@
 </file>
 
 <file path=word/footnotes.xml><?xml version="1.0" encoding="utf-8"?>
-<w:footnotes xmlns:wpc="http://schemas.microsoft.com/office/word/2010/wordprocessingCanvas" xmlns:cx="http://schemas.microsoft.com/office/drawing/2014/chartex" xmlns:cx1="http://schemas.microsoft.com/office/drawing/2015/9/8/chartex" xmlns:cx2="http://schemas.microsoft.com/office/drawing/2015/10/21/chartex" xmlns:cx3="http://schemas.microsoft.com/office/drawing/2016/5/9/chartex" xmlns:cx4="http://schemas.microsoft.com/office/drawing/2016/5/10/chartex" xmlns:cx5="http://schemas.microsoft.com/office/drawing/2016/5/11/chartex" xmlns:cx6="http://schemas.microsoft.com/office/drawing/2016/5/12/chartex" xmlns:cx7="http://schemas.microsoft.com/office/drawing/2016/5/13/chartex" xmlns:cx8="http://schemas.microsoft.com/office/drawing/2016/5/14/chartex" xmlns:mc="http://schemas.openxmlformats.org/markup-compatibility/2006" xmlns:aink="http://schemas.microsoft.com/office/drawing/2016/ink" xmlns:am3d="http://schemas.microsoft.com/office/drawing/2017/model3d" xmlns:o="urn:schemas-microsoft-com:office:office" xmlns:oel="http://schemas.microsoft.com/office/2019/extlst" xmlns:r="http://schemas.openxmlformats.org/officeDocument/2006/relationships" xmlns:m="http://schemas.openxmlformats.org/officeDocument/2006/math" xmlns:v="urn:schemas-microsoft-com:vml" xmlns:wp14="http://schemas.microsoft.com/office/word/2010/wordprocessingDrawing" xmlns:wp="http://schemas.openxmlformats.org/drawingml/2006/wordprocessingDrawing" xmlns:w10="urn:schemas-microsoft-com:office:word" xmlns:w="http://schemas.openxmlformats.org/wordprocessingml/2006/main" xmlns:w14="http://schemas.microsoft.com/office/word/2010/wordml" xmlns:w15="http://schemas.microsoft.com/office/word/2012/wordml" xmlns:w16cex="http://schemas.microsoft.com/office/word/2018/wordml/cex" xmlns:w16cid="http://schemas.microsoft.com/office/word/2016/wordml/cid" xmlns:w16="http://schemas.microsoft.com/office/word/2018/wordml" xmlns:w16sdtdh="http://schemas.microsoft.com/office/word/2020/wordml/sdtdatahash" xmlns:w16se="http://schemas.microsoft.com/office/word/2015/wordml/symex" xmlns:wpg="http://schemas.microsoft.com/office/word/2010/wordprocessingGroup" xmlns:wpi="http://schemas.microsoft.com/office/word/2010/wordprocessingInk" xmlns:wne="http://schemas.microsoft.com/office/word/2006/wordml" xmlns:wps="http://schemas.microsoft.com/office/word/2010/wordprocessingShape" mc:Ignorable="w14 w15 w16se w16cid w16 w16cex w16sdtdh wp14">
+<w:footnotes xmlns:wpc="http://schemas.microsoft.com/office/word/2010/wordprocessingCanvas" xmlns:cx="http://schemas.microsoft.com/office/drawing/2014/chartex" xmlns:cx1="http://schemas.microsoft.com/office/drawing/2015/9/8/chartex" xmlns:cx2="http://schemas.microsoft.com/office/drawing/2015/10/21/chartex" xmlns:cx3="http://schemas.microsoft.com/office/drawing/2016/5/9/chartex" xmlns:cx4="http://schemas.microsoft.com/office/drawing/2016/5/10/chartex" xmlns:cx5="http://schemas.microsoft.com/office/drawing/2016/5/11/chartex" xmlns:cx6="http://schemas.microsoft.com/office/drawing/2016/5/12/chartex" xmlns:cx7="http://schemas.microsoft.com/office/drawing/2016/5/13/chartex" xmlns:cx8="http://schemas.microsoft.com/office/drawing/2016/5/14/chartex" xmlns:mc="http://schemas.openxmlformats.org/markup-compatibility/2006" xmlns:aink="http://schemas.microsoft.com/office/drawing/2016/ink" xmlns:am3d="http://schemas.microsoft.com/office/drawing/2017/model3d" xmlns:o="urn:schemas-microsoft-com:office:office" xmlns:oel="http://schemas.microsoft.com/office/2019/extlst" xmlns:r="http://schemas.openxmlformats.org/officeDocument/2006/relationships" xmlns:m="http://schemas.openxmlformats.org/officeDocument/2006/math" xmlns:v="urn:schemas-microsoft-com:vml" xmlns:wp14="http://schemas.microsoft.com/office/word/2010/wordprocessingDrawing" xmlns:wp="http://schemas.openxmlformats.org/drawingml/2006/wordprocessingDrawing" xmlns:w10="urn:schemas-microsoft-com:office:word" xmlns:w="http://schemas.openxmlformats.org/wordprocessingml/2006/main" xmlns:w14="http://schemas.microsoft.com/office/word/2010/wordml" xmlns:w15="http://schemas.microsoft.com/office/word/2012/wordml" xmlns:w16cex="http://schemas.microsoft.com/office/word/2018/wordml/cex" xmlns:w16cid="http://schemas.microsoft.com/office/word/2016/wordml/cid" xmlns:w16="http://schemas.microsoft.com/office/word/2018/wordml" xmlns:w16du="http://schemas.microsoft.com/office/word/2023/wordml/word16du" xmlns:w16sdtdh="http://schemas.microsoft.com/office/word/2020/wordml/sdtdatahash" xmlns:w16sdtfl="http://schemas.microsoft.com/office/word/2024/wordml/sdtformatlock" xmlns:w16se="http://schemas.microsoft.com/office/word/2015/wordml/symex" xmlns:wpg="http://schemas.microsoft.com/office/word/2010/wordprocessingGroup" xmlns:wpi="http://schemas.microsoft.com/office/word/2010/wordprocessingInk" xmlns:wne="http://schemas.microsoft.com/office/word/2006/wordml" xmlns:wps="http://schemas.microsoft.com/office/word/2010/wordprocessingShape" mc:Ignorable="w14 w15 w16se w16cid w16 w16cex w16sdtdh w16sdtfl w16du wp14">
   <w:footnote w:type="separator" w:id="-1">
     <w:p>
       <w:pPr>
@@ -1106,7 +1036,7 @@
 </file>
 
 <file path=word/header1.xml><?xml version="1.0" encoding="utf-8"?>
-<w:hdr xmlns:wpc="http://schemas.microsoft.com/office/word/2010/wordprocessingCanvas" xmlns:cx="http://schemas.microsoft.com/office/drawing/2014/chartex" xmlns:cx1="http://schemas.microsoft.com/office/drawing/2015/9/8/chartex" xmlns:cx2="http://schemas.microsoft.com/office/drawing/2015/10/21/chartex" xmlns:cx3="http://schemas.microsoft.com/office/drawing/2016/5/9/chartex" xmlns:cx4="http://schemas.microsoft.com/office/drawing/2016/5/10/chartex" xmlns:cx5="http://schemas.microsoft.com/office/drawing/2016/5/11/chartex" xmlns:cx6="http://schemas.microsoft.com/office/drawing/2016/5/12/chartex" xmlns:cx7="http://schemas.microsoft.com/office/drawing/2016/5/13/chartex" xmlns:cx8="http://schemas.microsoft.com/office/drawing/2016/5/14/chartex" xmlns:mc="http://schemas.openxmlformats.org/markup-compatibility/2006" xmlns:aink="http://schemas.microsoft.com/office/drawing/2016/ink" xmlns:am3d="http://schemas.microsoft.com/office/drawing/2017/model3d" xmlns:o="urn:schemas-microsoft-com:office:office" xmlns:oel="http://schemas.microsoft.com/office/2019/extlst" xmlns:r="http://schemas.openxmlformats.org/officeDocument/2006/relationships" xmlns:m="http://schemas.openxmlformats.org/officeDocument/2006/math" xmlns:v="urn:schemas-microsoft-com:vml" xmlns:wp14="http://schemas.microsoft.com/office/word/2010/wordprocessingDrawing" xmlns:wp="http://schemas.openxmlformats.org/drawingml/2006/wordprocessingDrawing" xmlns:w10="urn:schemas-microsoft-com:office:word" xmlns:w="http://schemas.openxmlformats.org/wordprocessingml/2006/main" xmlns:w14="http://schemas.microsoft.com/office/word/2010/wordml" xmlns:w15="http://schemas.microsoft.com/office/word/2012/wordml" xmlns:w16cex="http://schemas.microsoft.com/office/word/2018/wordml/cex" xmlns:w16cid="http://schemas.microsoft.com/office/word/2016/wordml/cid" xmlns:w16="http://schemas.microsoft.com/office/word/2018/wordml" xmlns:w16sdtdh="http://schemas.microsoft.com/office/word/2020/wordml/sdtdatahash" xmlns:w16se="http://schemas.microsoft.com/office/word/2015/wordml/symex" xmlns:wpg="http://schemas.microsoft.com/office/word/2010/wordprocessingGroup" xmlns:wpi="http://schemas.microsoft.com/office/word/2010/wordprocessingInk" xmlns:wne="http://schemas.microsoft.com/office/word/2006/wordml" xmlns:wps="http://schemas.microsoft.com/office/word/2010/wordprocessingShape" mc:Ignorable="w14 w15 w16se w16cid w16 w16cex w16sdtdh wp14">
+<w:hdr xmlns:wpc="http://schemas.microsoft.com/office/word/2010/wordprocessingCanvas" xmlns:cx="http://schemas.microsoft.com/office/drawing/2014/chartex" xmlns:cx1="http://schemas.microsoft.com/office/drawing/2015/9/8/chartex" xmlns:cx2="http://schemas.microsoft.com/office/drawing/2015/10/21/chartex" xmlns:cx3="http://schemas.microsoft.com/office/drawing/2016/5/9/chartex" xmlns:cx4="http://schemas.microsoft.com/office/drawing/2016/5/10/chartex" xmlns:cx5="http://schemas.microsoft.com/office/drawing/2016/5/11/chartex" xmlns:cx6="http://schemas.microsoft.com/office/drawing/2016/5/12/chartex" xmlns:cx7="http://schemas.microsoft.com/office/drawing/2016/5/13/chartex" xmlns:cx8="http://schemas.microsoft.com/office/drawing/2016/5/14/chartex" xmlns:mc="http://schemas.openxmlformats.org/markup-compatibility/2006" xmlns:aink="http://schemas.microsoft.com/office/drawing/2016/ink" xmlns:am3d="http://schemas.microsoft.com/office/drawing/2017/model3d" xmlns:o="urn:schemas-microsoft-com:office:office" xmlns:oel="http://schemas.microsoft.com/office/2019/extlst" xmlns:r="http://schemas.openxmlformats.org/officeDocument/2006/relationships" xmlns:m="http://schemas.openxmlformats.org/officeDocument/2006/math" xmlns:v="urn:schemas-microsoft-com:vml" xmlns:wp14="http://schemas.microsoft.com/office/word/2010/wordprocessingDrawing" xmlns:wp="http://schemas.openxmlformats.org/drawingml/2006/wordprocessingDrawing" xmlns:w10="urn:schemas-microsoft-com:office:word" xmlns:w="http://schemas.openxmlformats.org/wordprocessingml/2006/main" xmlns:w14="http://schemas.microsoft.com/office/word/2010/wordml" xmlns:w15="http://schemas.microsoft.com/office/word/2012/wordml" xmlns:w16cex="http://schemas.microsoft.com/office/word/2018/wordml/cex" xmlns:w16cid="http://schemas.microsoft.com/office/word/2016/wordml/cid" xmlns:w16="http://schemas.microsoft.com/office/word/2018/wordml" xmlns:w16du="http://schemas.microsoft.com/office/word/2023/wordml/word16du" xmlns:w16sdtdh="http://schemas.microsoft.com/office/word/2020/wordml/sdtdatahash" xmlns:w16sdtfl="http://schemas.microsoft.com/office/word/2024/wordml/sdtformatlock" xmlns:w16se="http://schemas.microsoft.com/office/word/2015/wordml/symex" xmlns:wpg="http://schemas.microsoft.com/office/word/2010/wordprocessingGroup" xmlns:wpi="http://schemas.microsoft.com/office/word/2010/wordprocessingInk" xmlns:wne="http://schemas.microsoft.com/office/word/2006/wordml" xmlns:wps="http://schemas.microsoft.com/office/word/2010/wordprocessingShape" mc:Ignorable="w14 w15 w16se w16cid w16 w16cex w16sdtdh w16sdtfl w16du wp14">
   <w:p>
     <w:pPr>
       <w:pStyle w:val="Header"/>
@@ -1116,7 +1046,7 @@
 </file>
 
 <file path=word/header2.xml><?xml version="1.0" encoding="utf-8"?>
-<w:hdr xmlns:wpc="http://schemas.microsoft.com/office/word/2010/wordprocessingCanvas" xmlns:cx="http://schemas.microsoft.com/office/drawing/2014/chartex" xmlns:cx1="http://schemas.microsoft.com/office/drawing/2015/9/8/chartex" xmlns:cx2="http://schemas.microsoft.com/office/drawing/2015/10/21/chartex" xmlns:cx3="http://schemas.microsoft.com/office/drawing/2016/5/9/chartex" xmlns:cx4="http://schemas.microsoft.com/office/drawing/2016/5/10/chartex" xmlns:cx5="http://schemas.microsoft.com/office/drawing/2016/5/11/chartex" xmlns:cx6="http://schemas.microsoft.com/office/drawing/2016/5/12/chartex" xmlns:cx7="http://schemas.microsoft.com/office/drawing/2016/5/13/chartex" xmlns:cx8="http://schemas.microsoft.com/office/drawing/2016/5/14/chartex" xmlns:mc="http://schemas.openxmlformats.org/markup-compatibility/2006" xmlns:aink="http://schemas.microsoft.com/office/drawing/2016/ink" xmlns:am3d="http://schemas.microsoft.com/office/drawing/2017/model3d" xmlns:o="urn:schemas-microsoft-com:office:office" xmlns:oel="http://schemas.microsoft.com/office/2019/extlst" xmlns:r="http://schemas.openxmlformats.org/officeDocument/2006/relationships" xmlns:m="http://schemas.openxmlformats.org/officeDocument/2006/math" xmlns:v="urn:schemas-microsoft-com:vml" xmlns:wp14="http://schemas.microsoft.com/office/word/2010/wordprocessingDrawing" xmlns:wp="http://schemas.openxmlformats.org/drawingml/2006/wordprocessingDrawing" xmlns:w10="urn:schemas-microsoft-com:office:word" xmlns:w="http://schemas.openxmlformats.org/wordprocessingml/2006/main" xmlns:w14="http://schemas.microsoft.com/office/word/2010/wordml" xmlns:w15="http://schemas.microsoft.com/office/word/2012/wordml" xmlns:w16cex="http://schemas.microsoft.com/office/word/2018/wordml/cex" xmlns:w16cid="http://schemas.microsoft.com/office/word/2016/wordml/cid" xmlns:w16="http://schemas.microsoft.com/office/word/2018/wordml" xmlns:w16sdtdh="http://schemas.microsoft.com/office/word/2020/wordml/sdtdatahash" xmlns:w16se="http://schemas.microsoft.com/office/word/2015/wordml/symex" xmlns:wpg="http://schemas.microsoft.com/office/word/2010/wordprocessingGroup" xmlns:wpi="http://schemas.microsoft.com/office/word/2010/wordprocessingInk" xmlns:wne="http://schemas.microsoft.com/office/word/2006/wordml" xmlns:wps="http://schemas.microsoft.com/office/word/2010/wordprocessingShape" mc:Ignorable="w14 w15 w16se w16cid w16 w16cex w16sdtdh wp14">
+<w:hdr xmlns:wpc="http://schemas.microsoft.com/office/word/2010/wordprocessingCanvas" xmlns:cx="http://schemas.microsoft.com/office/drawing/2014/chartex" xmlns:cx1="http://schemas.microsoft.com/office/drawing/2015/9/8/chartex" xmlns:cx2="http://schemas.microsoft.com/office/drawing/2015/10/21/chartex" xmlns:cx3="http://schemas.microsoft.com/office/drawing/2016/5/9/chartex" xmlns:cx4="http://schemas.microsoft.com/office/drawing/2016/5/10/chartex" xmlns:cx5="http://schemas.microsoft.com/office/drawing/2016/5/11/chartex" xmlns:cx6="http://schemas.microsoft.com/office/drawing/2016/5/12/chartex" xmlns:cx7="http://schemas.microsoft.com/office/drawing/2016/5/13/chartex" xmlns:cx8="http://schemas.microsoft.com/office/drawing/2016/5/14/chartex" xmlns:mc="http://schemas.openxmlformats.org/markup-compatibility/2006" xmlns:aink="http://schemas.microsoft.com/office/drawing/2016/ink" xmlns:am3d="http://schemas.microsoft.com/office/drawing/2017/model3d" xmlns:o="urn:schemas-microsoft-com:office:office" xmlns:oel="http://schemas.microsoft.com/office/2019/extlst" xmlns:r="http://schemas.openxmlformats.org/officeDocument/2006/relationships" xmlns:m="http://schemas.openxmlformats.org/officeDocument/2006/math" xmlns:v="urn:schemas-microsoft-com:vml" xmlns:wp14="http://schemas.microsoft.com/office/word/2010/wordprocessingDrawing" xmlns:wp="http://schemas.openxmlformats.org/drawingml/2006/wordprocessingDrawing" xmlns:w10="urn:schemas-microsoft-com:office:word" xmlns:w="http://schemas.openxmlformats.org/wordprocessingml/2006/main" xmlns:w14="http://schemas.microsoft.com/office/word/2010/wordml" xmlns:w15="http://schemas.microsoft.com/office/word/2012/wordml" xmlns:w16cex="http://schemas.microsoft.com/office/word/2018/wordml/cex" xmlns:w16cid="http://schemas.microsoft.com/office/word/2016/wordml/cid" xmlns:w16="http://schemas.microsoft.com/office/word/2018/wordml" xmlns:w16du="http://schemas.microsoft.com/office/word/2023/wordml/word16du" xmlns:w16sdtdh="http://schemas.microsoft.com/office/word/2020/wordml/sdtdatahash" xmlns:w16sdtfl="http://schemas.microsoft.com/office/word/2024/wordml/sdtformatlock" xmlns:w16se="http://schemas.microsoft.com/office/word/2015/wordml/symex" xmlns:wpg="http://schemas.microsoft.com/office/word/2010/wordprocessingGroup" xmlns:wpi="http://schemas.microsoft.com/office/word/2010/wordprocessingInk" xmlns:wne="http://schemas.microsoft.com/office/word/2006/wordml" xmlns:wps="http://schemas.microsoft.com/office/word/2010/wordprocessingShape" mc:Ignorable="w14 w15 w16se w16cid w16 w16cex w16sdtdh w16sdtfl w16du wp14">
   <w:p>
     <w:pPr>
       <w:pStyle w:val="Header"/>
@@ -1127,7 +1057,7 @@
 </file>
 
 <file path=word/header3.xml><?xml version="1.0" encoding="utf-8"?>
-<w:hdr xmlns:wpc="http://schemas.microsoft.com/office/word/2010/wordprocessingCanvas" xmlns:cx="http://schemas.microsoft.com/office/drawing/2014/chartex" xmlns:cx1="http://schemas.microsoft.com/office/drawing/2015/9/8/chartex" xmlns:cx2="http://schemas.microsoft.com/office/drawing/2015/10/21/chartex" xmlns:cx3="http://schemas.microsoft.com/office/drawing/2016/5/9/chartex" xmlns:cx4="http://schemas.microsoft.com/office/drawing/2016/5/10/chartex" xmlns:cx5="http://schemas.microsoft.com/office/drawing/2016/5/11/chartex" xmlns:cx6="http://schemas.microsoft.com/office/drawing/2016/5/12/chartex" xmlns:cx7="http://schemas.microsoft.com/office/drawing/2016/5/13/chartex" xmlns:cx8="http://schemas.microsoft.com/office/drawing/2016/5/14/chartex" xmlns:mc="http://schemas.openxmlformats.org/markup-compatibility/2006" xmlns:aink="http://schemas.microsoft.com/office/drawing/2016/ink" xmlns:am3d="http://schemas.microsoft.com/office/drawing/2017/model3d" xmlns:o="urn:schemas-microsoft-com:office:office" xmlns:oel="http://schemas.microsoft.com/office/2019/extlst" xmlns:r="http://schemas.openxmlformats.org/officeDocument/2006/relationships" xmlns:m="http://schemas.openxmlformats.org/officeDocument/2006/math" xmlns:v="urn:schemas-microsoft-com:vml" xmlns:wp14="http://schemas.microsoft.com/office/word/2010/wordprocessingDrawing" xmlns:wp="http://schemas.openxmlformats.org/drawingml/2006/wordprocessingDrawing" xmlns:w10="urn:schemas-microsoft-com:office:word" xmlns:w="http://schemas.openxmlformats.org/wordprocessingml/2006/main" xmlns:w14="http://schemas.microsoft.com/office/word/2010/wordml" xmlns:w15="http://schemas.microsoft.com/office/word/2012/wordml" xmlns:w16cex="http://schemas.microsoft.com/office/word/2018/wordml/cex" xmlns:w16cid="http://schemas.microsoft.com/office/word/2016/wordml/cid" xmlns:w16="http://schemas.microsoft.com/office/word/2018/wordml" xmlns:w16sdtdh="http://schemas.microsoft.com/office/word/2020/wordml/sdtdatahash" xmlns:w16se="http://schemas.microsoft.com/office/word/2015/wordml/symex" xmlns:wpg="http://schemas.microsoft.com/office/word/2010/wordprocessingGroup" xmlns:wpi="http://schemas.microsoft.com/office/word/2010/wordprocessingInk" xmlns:wne="http://schemas.microsoft.com/office/word/2006/wordml" xmlns:wps="http://schemas.microsoft.com/office/word/2010/wordprocessingShape" mc:Ignorable="w14 w15 w16se w16cid w16 w16cex w16sdtdh wp14">
+<w:hdr xmlns:wpc="http://schemas.microsoft.com/office/word/2010/wordprocessingCanvas" xmlns:cx="http://schemas.microsoft.com/office/drawing/2014/chartex" xmlns:cx1="http://schemas.microsoft.com/office/drawing/2015/9/8/chartex" xmlns:cx2="http://schemas.microsoft.com/office/drawing/2015/10/21/chartex" xmlns:cx3="http://schemas.microsoft.com/office/drawing/2016/5/9/chartex" xmlns:cx4="http://schemas.microsoft.com/office/drawing/2016/5/10/chartex" xmlns:cx5="http://schemas.microsoft.com/office/drawing/2016/5/11/chartex" xmlns:cx6="http://schemas.microsoft.com/office/drawing/2016/5/12/chartex" xmlns:cx7="http://schemas.microsoft.com/office/drawing/2016/5/13/chartex" xmlns:cx8="http://schemas.microsoft.com/office/drawing/2016/5/14/chartex" xmlns:mc="http://schemas.openxmlformats.org/markup-compatibility/2006" xmlns:aink="http://schemas.microsoft.com/office/drawing/2016/ink" xmlns:am3d="http://schemas.microsoft.com/office/drawing/2017/model3d" xmlns:o="urn:schemas-microsoft-com:office:office" xmlns:oel="http://schemas.microsoft.com/office/2019/extlst" xmlns:r="http://schemas.openxmlformats.org/officeDocument/2006/relationships" xmlns:m="http://schemas.openxmlformats.org/officeDocument/2006/math" xmlns:v="urn:schemas-microsoft-com:vml" xmlns:wp14="http://schemas.microsoft.com/office/word/2010/wordprocessingDrawing" xmlns:wp="http://schemas.openxmlformats.org/drawingml/2006/wordprocessingDrawing" xmlns:w10="urn:schemas-microsoft-com:office:word" xmlns:w="http://schemas.openxmlformats.org/wordprocessingml/2006/main" xmlns:w14="http://schemas.microsoft.com/office/word/2010/wordml" xmlns:w15="http://schemas.microsoft.com/office/word/2012/wordml" xmlns:w16cex="http://schemas.microsoft.com/office/word/2018/wordml/cex" xmlns:w16cid="http://schemas.microsoft.com/office/word/2016/wordml/cid" xmlns:w16="http://schemas.microsoft.com/office/word/2018/wordml" xmlns:w16du="http://schemas.microsoft.com/office/word/2023/wordml/word16du" xmlns:w16sdtdh="http://schemas.microsoft.com/office/word/2020/wordml/sdtdatahash" xmlns:w16sdtfl="http://schemas.microsoft.com/office/word/2024/wordml/sdtformatlock" xmlns:w16se="http://schemas.microsoft.com/office/word/2015/wordml/symex" xmlns:wpg="http://schemas.microsoft.com/office/word/2010/wordprocessingGroup" xmlns:wpi="http://schemas.microsoft.com/office/word/2010/wordprocessingInk" xmlns:wne="http://schemas.microsoft.com/office/word/2006/wordml" xmlns:wps="http://schemas.microsoft.com/office/word/2010/wordprocessingShape" mc:Ignorable="w14 w15 w16se w16cid w16 w16cex w16sdtdh w16sdtfl w16du wp14">
   <w:p>
     <w:pPr>
       <w:pStyle w:val="Header"/>
@@ -1136,7 +1066,7 @@
     <w:r>
       <w:tab/>
       <w:tab/>
-      <w:t>2026-06-17</w:t>
+      <w:t>2026-06-18</w:t>
       <w:br/>
       <w:br/>
     </w:r>
@@ -1153,7 +1083,7 @@
 </file>
 
 <file path=word/numbering.xml><?xml version="1.0" encoding="utf-8"?>
-<w:numbering xmlns:wpc="http://schemas.microsoft.com/office/word/2010/wordprocessingCanvas" xmlns:cx="http://schemas.microsoft.com/office/drawing/2014/chartex" xmlns:cx1="http://schemas.microsoft.com/office/drawing/2015/9/8/chartex" xmlns:cx2="http://schemas.microsoft.com/office/drawing/2015/10/21/chartex" xmlns:cx3="http://schemas.microsoft.com/office/drawing/2016/5/9/chartex" xmlns:cx4="http://schemas.microsoft.com/office/drawing/2016/5/10/chartex" xmlns:cx5="http://schemas.microsoft.com/office/drawing/2016/5/11/chartex" xmlns:cx6="http://schemas.microsoft.com/office/drawing/2016/5/12/chartex" xmlns:cx7="http://schemas.microsoft.com/office/drawing/2016/5/13/chartex" xmlns:cx8="http://schemas.microsoft.com/office/drawing/2016/5/14/chartex" xmlns:mc="http://schemas.openxmlformats.org/markup-compatibility/2006" xmlns:aink="http://schemas.microsoft.com/office/drawing/2016/ink" xmlns:am3d="http://schemas.microsoft.com/office/drawing/2017/model3d" xmlns:o="urn:schemas-microsoft-com:office:office" xmlns:oel="http://schemas.microsoft.com/office/2019/extlst" xmlns:r="http://schemas.openxmlformats.org/officeDocument/2006/relationships" xmlns:m="http://schemas.openxmlformats.org/officeDocument/2006/math" xmlns:v="urn:schemas-microsoft-com:vml" xmlns:wp14="http://schemas.microsoft.com/office/word/2010/wordprocessingDrawing" xmlns:wp="http://schemas.openxmlformats.org/drawingml/2006/wordprocessingDrawing" xmlns:w10="urn:schemas-microsoft-com:office:word" xmlns:w="http://schemas.openxmlformats.org/wordprocessingml/2006/main" xmlns:w14="http://schemas.microsoft.com/office/word/2010/wordml" xmlns:w15="http://schemas.microsoft.com/office/word/2012/wordml" xmlns:w16cex="http://schemas.microsoft.com/office/word/2018/wordml/cex" xmlns:w16cid="http://schemas.microsoft.com/office/word/2016/wordml/cid" xmlns:w16="http://schemas.microsoft.com/office/word/2018/wordml" xmlns:w16sdtdh="http://schemas.microsoft.com/office/word/2020/wordml/sdtdatahash" xmlns:w16se="http://schemas.microsoft.com/office/word/2015/wordml/symex" xmlns:wpg="http://schemas.microsoft.com/office/word/2010/wordprocessingGroup" xmlns:wpi="http://schemas.microsoft.com/office/word/2010/wordprocessingInk" xmlns:wne="http://schemas.microsoft.com/office/word/2006/wordml" xmlns:wps="http://schemas.microsoft.com/office/word/2010/wordprocessingShape" mc:Ignorable="w14 w15 w16se w16cid w16 w16cex w16sdtdh wp14">
+<w:numbering xmlns:wpc="http://schemas.microsoft.com/office/word/2010/wordprocessingCanvas" xmlns:cx="http://schemas.microsoft.com/office/drawing/2014/chartex" xmlns:cx1="http://schemas.microsoft.com/office/drawing/2015/9/8/chartex" xmlns:cx2="http://schemas.microsoft.com/office/drawing/2015/10/21/chartex" xmlns:cx3="http://schemas.microsoft.com/office/drawing/2016/5/9/chartex" xmlns:cx4="http://schemas.microsoft.com/office/drawing/2016/5/10/chartex" xmlns:cx5="http://schemas.microsoft.com/office/drawing/2016/5/11/chartex" xmlns:cx6="http://schemas.microsoft.com/office/drawing/2016/5/12/chartex" xmlns:cx7="http://schemas.microsoft.com/office/drawing/2016/5/13/chartex" xmlns:cx8="http://schemas.microsoft.com/office/drawing/2016/5/14/chartex" xmlns:mc="http://schemas.openxmlformats.org/markup-compatibility/2006" xmlns:aink="http://schemas.microsoft.com/office/drawing/2016/ink" xmlns:am3d="http://schemas.microsoft.com/office/drawing/2017/model3d" xmlns:o="urn:schemas-microsoft-com:office:office" xmlns:oel="http://schemas.microsoft.com/office/2019/extlst" xmlns:r="http://schemas.openxmlformats.org/officeDocument/2006/relationships" xmlns:m="http://schemas.openxmlformats.org/officeDocument/2006/math" xmlns:v="urn:schemas-microsoft-com:vml" xmlns:wp14="http://schemas.microsoft.com/office/word/2010/wordprocessingDrawing" xmlns:wp="http://schemas.openxmlformats.org/drawingml/2006/wordprocessingDrawing" xmlns:w10="urn:schemas-microsoft-com:office:word" xmlns:w="http://schemas.openxmlformats.org/wordprocessingml/2006/main" xmlns:w14="http://schemas.microsoft.com/office/word/2010/wordml" xmlns:w15="http://schemas.microsoft.com/office/word/2012/wordml" xmlns:w16cex="http://schemas.microsoft.com/office/word/2018/wordml/cex" xmlns:w16cid="http://schemas.microsoft.com/office/word/2016/wordml/cid" xmlns:w16="http://schemas.microsoft.com/office/word/2018/wordml" xmlns:w16du="http://schemas.microsoft.com/office/word/2023/wordml/word16du" xmlns:w16sdtdh="http://schemas.microsoft.com/office/word/2020/wordml/sdtdatahash" xmlns:w16sdtfl="http://schemas.microsoft.com/office/word/2024/wordml/sdtformatlock" xmlns:w16se="http://schemas.microsoft.com/office/word/2015/wordml/symex" xmlns:wpg="http://schemas.microsoft.com/office/word/2010/wordprocessingGroup" xmlns:wpi="http://schemas.microsoft.com/office/word/2010/wordprocessingInk" xmlns:wne="http://schemas.microsoft.com/office/word/2006/wordml" xmlns:wps="http://schemas.microsoft.com/office/word/2010/wordprocessingShape" mc:Ignorable="w14 w15 w16se w16cid w16 w16cex w16sdtdh w16sdtfl w16du wp14">
   <w:abstractNum w:abstractNumId="0" w15:restartNumberingAfterBreak="0">
     <w:nsid w:val="FFFFFF7C"/>
     <w:multiLevelType w:val="singleLevel"/>
@@ -1356,7 +1286,7 @@
 </file>
 
 <file path=word/styles.xml><?xml version="1.0" encoding="utf-8"?>
-<w:styles xmlns:mc="http://schemas.openxmlformats.org/markup-compatibility/2006" xmlns:r="http://schemas.openxmlformats.org/officeDocument/2006/relationships" xmlns:w="http://schemas.openxmlformats.org/wordprocessingml/2006/main" xmlns:w14="http://schemas.microsoft.com/office/word/2010/wordml" xmlns:w15="http://schemas.microsoft.com/office/word/2012/wordml" xmlns:w16cex="http://schemas.microsoft.com/office/word/2018/wordml/cex" xmlns:w16cid="http://schemas.microsoft.com/office/word/2016/wordml/cid" xmlns:w16="http://schemas.microsoft.com/office/word/2018/wordml" xmlns:w16sdtdh="http://schemas.microsoft.com/office/word/2020/wordml/sdtdatahash" xmlns:w16se="http://schemas.microsoft.com/office/word/2015/wordml/symex" mc:Ignorable="w14 w15 w16se w16cid w16 w16cex w16sdtdh">
+<w:styles xmlns:mc="http://schemas.openxmlformats.org/markup-compatibility/2006" xmlns:r="http://schemas.openxmlformats.org/officeDocument/2006/relationships" xmlns:w="http://schemas.openxmlformats.org/wordprocessingml/2006/main" xmlns:w14="http://schemas.microsoft.com/office/word/2010/wordml" xmlns:w15="http://schemas.microsoft.com/office/word/2012/wordml" xmlns:w16cex="http://schemas.microsoft.com/office/word/2018/wordml/cex" xmlns:w16cid="http://schemas.microsoft.com/office/word/2016/wordml/cid" xmlns:w16="http://schemas.microsoft.com/office/word/2018/wordml" xmlns:w16du="http://schemas.microsoft.com/office/word/2023/wordml/word16du" xmlns:w16sdtdh="http://schemas.microsoft.com/office/word/2020/wordml/sdtdatahash" xmlns:w16sdtfl="http://schemas.microsoft.com/office/word/2024/wordml/sdtformatlock" xmlns:w16se="http://schemas.microsoft.com/office/word/2015/wordml/symex" mc:Ignorable="w14 w15 w16se w16cid w16 w16cex w16sdtdh w16sdtfl w16du">
   <w:docDefaults>
     <w:rPrDefault>
       <w:rPr>
@@ -2114,7 +2044,7 @@
     <w:link w:val="TitleChar"/>
     <w:uiPriority w:val="10"/>
     <w:qFormat/>
-    <w:rsid w:val="007106C8"/>
+    <w:rsid w:val="00E854FA"/>
     <w:pPr>
       <w:spacing w:after="300" w:line="240" w:lineRule="auto"/>
       <w:contextualSpacing/>
@@ -2124,7 +2054,7 @@
       <w:rFonts w:eastAsiaTheme="majorEastAsia" w:cstheme="majorBidi"/>
       <w:spacing w:val="5"/>
       <w:kern w:val="28"/>
-      <w:sz w:val="52"/>
+      <w:sz w:val="40"/>
       <w:szCs w:val="52"/>
       <w:lang w:val="sv-SE" w:eastAsia="en-US" w:bidi="ar-SA"/>
     </w:rPr>
@@ -2134,12 +2064,12 @@
     <w:basedOn w:val="DefaultParagraphFont"/>
     <w:link w:val="Title"/>
     <w:uiPriority w:val="10"/>
-    <w:rsid w:val="007106C8"/>
+    <w:rsid w:val="00E854FA"/>
     <w:rPr>
       <w:rFonts w:ascii="Times New Roman" w:eastAsiaTheme="majorEastAsia" w:hAnsi="Times New Roman" w:cstheme="majorBidi"/>
       <w:spacing w:val="5"/>
       <w:kern w:val="28"/>
-      <w:sz w:val="52"/>
+      <w:sz w:val="40"/>
       <w:szCs w:val="52"/>
       <w:lang w:val="sv-SE" w:eastAsia="en-US" w:bidi="ar-SA"/>
     </w:rPr>

--- a/klagomål/A 26473-2026 FSC-klagomål.docx
+++ b/klagomål/A 26473-2026 FSC-klagomål.docx
@@ -1066,7 +1066,7 @@
     <w:r>
       <w:tab/>
       <w:tab/>
-      <w:t>2026-06-18</w:t>
+      <w:t>2026-06-19</w:t>
       <w:br/>
       <w:br/>
     </w:r>

--- a/klagomål/A 26473-2026 FSC-klagomål.docx
+++ b/klagomål/A 26473-2026 FSC-klagomål.docx
@@ -1066,7 +1066,7 @@
     <w:r>
       <w:tab/>
       <w:tab/>
-      <w:t>2026-06-19</w:t>
+      <w:t>2026-06-20</w:t>
       <w:br/>
       <w:br/>
     </w:r>

--- a/klagomål/A 26473-2026 FSC-klagomål.docx
+++ b/klagomål/A 26473-2026 FSC-klagomål.docx
@@ -168,38 +168,7 @@
     </w:p>
     <w:p>
       <w:r>
-        <w:t>Detta dokument behandlar höga naturvärden i avverkningsanmälan A 26473-2026 i Strömsunds kommun som inkom 2026-06-10 och omfattar 9,6 ha.</w:t>
-      </w:r>
-    </w:p>
-    <w:p>
-      <w:r>
-        <w:t>Nedan presenteras fynd av naturvårdsarter som gjorts i det avverkningsanmälda området, samt relevanta utdrag ur standarderna för FSC, Chain of Custody, Controlled Wood och PEFC. I BILAGA 1 finns artfakta om rödlistade arter.</w:t>
-      </w:r>
-    </w:p>
-    <w:p>
-      <w:r>
-        <w:t>Vi förväntar oss att ni återkommer med ett skriftligt svar på vårt klagomål och även beskriver vilka korrigerande åtgärder ni satt in för att rätta till identifierade brister i er efterlevnad av den svenska FSC standarden.</w:t>
-      </w:r>
-    </w:p>
-    <w:p>
-      <w:pPr>
-        <w:pStyle w:val="Heading1"/>
-      </w:pPr>
-      <w:r>
-        <w:t>Naturvårdsarter</w:t>
-      </w:r>
-    </w:p>
-    <w:p>
-      <w:r>
-        <w:t>I och inom 24 meter från avverkningsanmälan har följande 10 naturvårdsarter hittats: garnlav (VU, T), kolflarnlav (NT, T), lunglav (NT, T), mörk kolflarnlav (NT), vedskivlav (NT, T), vitgrynig nållav (NT), bårdlav (S, T), skinnlav (S, T), stuplav (S, T) och vedticka (S, T). Av dessa är 6 rödlistade. För rödlistade arter har rödlistekategorin angivits inom parentes. Arter som är signalarter enligt Skogsstyrelsen har markerats med (S). Typiska arter inom Natura 2000 som är kopplade till skogsekosystem har markerats med (T).</w:t>
-      </w:r>
-    </w:p>
-    <w:p>
-      <w:r>
-        <w:t>De påträffade naturvårdsarterna är ett tydligt kvitto på att det rör sig om en skog med höga naturvärden.</w:t>
-      </w:r>
-      <w:r>
-        <w:t xml:space="preserve"> I Figur 1 visas fyndplatser för naturvårdsarter i området, som finns registrerade på Artportalen.</w:t>
+        <w:t>Detta klagomål behandlar höga naturvärden i avverkningsanmälan A 26473-2026 i Strömsunds kommun som inkom 2026-06-10 och omfattar 9,6 ha.</w:t>
       </w:r>
     </w:p>
     <w:p>
@@ -247,7 +216,182 @@
         <w:spacing w:after="240"/>
       </w:pPr>
       <w:r>
-        <w:t>Figur 1. Fyndplatser för naturvårdsarter i och inom 24 meter från avverkningsanmälan (röd linje). Markörer utan svart kant är placerade på fyndplatsen. Markörer med svart kant är placerade vid sidan av fyndplatsen och har ett svart streck som visar fyndplatsens exakta position. Kartans mittpunktskoordinat är N 7039968, E 534372 i SWEREF 99 TM.</w:t>
+        <w:t>Figur 1. Fyndplatser för naturvårdsarter i och inom 24 meter från avverkningsanmälan. Markörer utan svart kant är placerade på fyndplatsen. Markörer med svart kant är placerade vid sidan av fyndplatsen har ett svart streck som visar fyndplatsens exakta position. Kartans mittpunktskoordinat är N 7039968, E 534372 i SWEREF 99 TM.</w:t>
+      </w:r>
+    </w:p>
+    <w:p>
+      <w:r>
+        <w:t>I och inom 24 meter från avverkningsanmälan finns fynd av 10 naturvårdsarter, varav 6 är rödlistade, 8 är typiska (T) och 4 är signalarter (S): garnlav (VU, T), kolflarnlav (NT, T), lunglav (NT, T), mörk kolflarnlav (NT), vedskivlav (NT, T), vitgrynig nållav (NT), bårdlav (S, T), skinnlav (S, T), stuplav (S, T) och vedticka (S, T). Se Figur 1.</w:t>
+      </w:r>
+    </w:p>
+    <w:p>
+      <w:r>
+        <w:t>Nedan presenteras relevanta utdrag ur standarderna för FSC, Chain of Custody, Controlled Wood och PEFC.</w:t>
+      </w:r>
+    </w:p>
+    <w:p>
+      <w:r>
+        <w:t>Vi förväntar oss att ni återkommer med ett skriftligt svar på vårt klagomål och även beskriver vilka korrigerande åtgärder ni satt in för att rätta till identifierade brister i er efterlevnad av den svenska FSC standarden.</w:t>
+      </w:r>
+    </w:p>
+    <w:p>
+      <w:pPr>
+        <w:pStyle w:val="Heading1"/>
+      </w:pPr>
+      <w:r>
+        <w:t>Naturvårdsarter och fridlysta arter</w:t>
+      </w:r>
+    </w:p>
+    <w:p>
+      <w:r>
+        <w:t>Nedan följer beskrivningar av de naturvårdsarter och fridlysta arter som har sina livsmiljöer och växtplatser i den avverkningsanmälda skogen. Se även ytterligare artfakta i BILAGA 1. De påträffade naturvårdsarterna är ett tydligt kvitto på att det rör sig om en skog med höga naturvärden.</w:t>
+      </w:r>
+    </w:p>
+    <w:p>
+      <w:r>
+        <w:rPr>
+          <w:b/>
+        </w:rPr>
+        <w:t>Garnlav (VU)</w:t>
+      </w:r>
+      <w:r>
+        <w:t xml:space="preserve"> är en utpräglad barrskogsart som ibland kan drapera träden i norrländska grannaturskogar med hög luftfuktighet. Den förekommer även i talldominerade bestånd där den, förutom i trädens grenverk, påträffas hängande över ojämnheter i tallbarken. Arten har minskat starkt i södra och mellersta Sverige och den minskar även i sitt nordliga utbredningsområde. Minskningstakten uppgår till 30 (20–50) % inom 50 år och överstiger gränsvärdet för Sårbar (VU). Orsaken till tillbakagången beror främst på slutavverkningar av naturskogsartade skogar. Bestånd med riklig förekomst bör regelmässigt sparas, vilket även gynnar flera andra sällsynta och rödlistade arter. Garnlav är värdväxt för den mycket sällsynta och akut hotade fjärilen barrskogslavfly (CR) som hör hemma i boreala barrskogar med riklig förekomst av värdväxten. Tidigare kunde arten konstateras årligen på flera platser vid Dala-Floda i Dalarna innan lokalerna kalavverkades. Senaste fyndet i landet av barrskogslavfly är från år 2000 då den påträffades vid Högberget i Sollefteå kommun. Garnlav är typisk art för </w:t>
+      </w:r>
+      <w:r>
+        <w:rPr>
+          <w:i/>
+        </w:rPr>
+        <w:t xml:space="preserve">9010 Taiga </w:t>
+      </w:r>
+      <w:r>
+        <w:t>och</w:t>
+      </w:r>
+      <w:r>
+        <w:rPr>
+          <w:i/>
+        </w:rPr>
+        <w:t xml:space="preserve"> 9070 Trädklädd betesmark</w:t>
+      </w:r>
+      <w:r>
+        <w:t xml:space="preserve"> (SLU Artdatabanken, 2026).</w:t>
+      </w:r>
+    </w:p>
+    <w:p>
+      <w:r>
+        <w:rPr>
+          <w:b/>
+        </w:rPr>
+        <w:t>Kolflarnlav (NT)</w:t>
+      </w:r>
+      <w:r>
+        <w:t xml:space="preserve"> är brandberoende och växer nästan uteslutande på kolad hård kärnved av tall. Etableringen verkar ske först 100–300 år efter brand och nytt substrat nybildas i mycket begränsad omfattning. Avverkning av tallskog av naturskogskaraktär med spår av återkommande bränder är ett hot och mängden lämplig ved att växa på för arten minskar dels på grund av naturlig nedbrytning men framförallt på grund av att det förstörs i samband med slutavverkningar, gallringar och markberedning. Såväl kolflarnlav som mörk kolflarnlav har glänsande bålfjäll och förekommer främst i tall- och blandbarrskogar av naturskogskaraktär med spår av återkommande bränder. Skogar som dessa hyser höga biologiska värden och bör skyddas. Kolflarnlav är typisk art för </w:t>
+      </w:r>
+      <w:r>
+        <w:rPr>
+          <w:i/>
+        </w:rPr>
+        <w:t>9010 Taiga</w:t>
+      </w:r>
+      <w:r>
+        <w:t xml:space="preserve"> (SLU Artdatabanken, 2024).</w:t>
+      </w:r>
+    </w:p>
+    <w:p>
+      <w:r>
+        <w:rPr>
+          <w:b/>
+        </w:rPr>
+        <w:t>Lunglav (NT)</w:t>
+      </w:r>
+      <w:r>
+        <w:t xml:space="preserve"> är en av vårt lands främsta signalarter som överallt indikerar gamla lövträd, skogsbestånd med höga naturvärden och ekosystem med långskoglig kontinuitet. Lokalt kan förekomsten vara mycket riklig men den hittas nästan enbart i gamla och ej slutavverkade skogar. Artens samtliga förekomster bör uppmärksammas från naturvårdssynpunkt, då många lokaler även hyser andra ovanliga och rödlistade arter. Rikliga förekomster bör skyddas med biotopskydd, frivilliga avsättningar eller reservat. På lunglav kan de sällsynta lavparasiterna lunglavshårprick (CR), </w:t>
+      </w:r>
+      <w:r>
+        <w:rPr>
+          <w:i/>
+        </w:rPr>
+        <w:t>Abrothallus diederichii</w:t>
+      </w:r>
+      <w:r>
+        <w:t xml:space="preserve"> (VU), </w:t>
+      </w:r>
+      <w:r>
+        <w:rPr>
+          <w:i/>
+        </w:rPr>
+        <w:t>Abrothallus lobariae</w:t>
+      </w:r>
+      <w:r>
+        <w:t xml:space="preserve"> (VU), </w:t>
+      </w:r>
+      <w:r>
+        <w:rPr>
+          <w:i/>
+        </w:rPr>
+        <w:t>Calycina lobariae</w:t>
+      </w:r>
+      <w:r>
+        <w:t xml:space="preserve"> (VU), lunglavsknapp (VU) och skrovelmössing (VU) påträffas. Lunglav är typisk art för </w:t>
+      </w:r>
+      <w:r>
+        <w:rPr>
+          <w:i/>
+        </w:rPr>
+        <w:t>9010 Taiga, 9020 Nordlig ädellövskog, 9110 Näringsfattig bokskog, 9130 Näringsrik bokskog, 9160 Näringsrik ekskog, 9180 Ädellövskog i branter, 9190 Näringsfattig ekskog, 9070 Trädklädd betesmark, 9040 Fjällbjörkskog</w:t>
+      </w:r>
+      <w:r>
+        <w:t xml:space="preserve"> och</w:t>
+      </w:r>
+      <w:r>
+        <w:rPr>
+          <w:i/>
+        </w:rPr>
+        <w:t xml:space="preserve"> 6530 Lövängar</w:t>
+      </w:r>
+      <w:r>
+        <w:t xml:space="preserve"> (SLU Artdatabanken, 2026; Nitare &amp; Skogsstyrelsen, 2019).</w:t>
+      </w:r>
+    </w:p>
+    <w:p>
+      <w:r>
+        <w:rPr>
+          <w:b/>
+        </w:rPr>
+        <w:t>Mörk kolflarnlav (NT)</w:t>
+      </w:r>
+      <w:r>
+        <w:t xml:space="preserve"> är brandberoende och växer nästan uteslutande på kolad hård kärnved av tall. Arten förekommer främst i glesa, öppna tall- och blandbarrskogar av naturskogskaraktär och etableringen verkar ske sent efter brand, kanske först efter 100–300 år. Mörk kolflarnlav indikerar skog med höga naturvärden och vanligast är att den påträffas på rester av nedbrunna torrakor och högstubbar och lågstubbar som är så grova att hela innandömet är urbränt. Tall- och blandbarrskogar av naturskogskaraktär med spår av återkommande bränder hyser höga biologiska värden och bör skyddas (SLU Artdatabanken, 2024).</w:t>
+      </w:r>
+    </w:p>
+    <w:p>
+      <w:r>
+        <w:rPr>
+          <w:b/>
+        </w:rPr>
+        <w:t>Vedskivlav (NT)</w:t>
+      </w:r>
+      <w:r>
+        <w:t xml:space="preserve"> växer på gammal, torr, exponerad, hård kärnved av framförallt tall i naturskogsartade bestånd. Avverkning av tallskog av naturskogskaraktär med spår av återkommande bränder är ett hot. Mängden lämplig ved att växa på för vedskivlav minskar, dels på grund av naturlig nedbrytning men framförallt på grund av att de förstörs i samband med slutavverkningar, gallringar och markberedning. Tall- och blandbarrskogar av naturskogskaraktär med spår av återkommande bränder bör skyddas. Vedskivlav är typisk art för </w:t>
+      </w:r>
+      <w:r>
+        <w:rPr>
+          <w:i/>
+        </w:rPr>
+        <w:t>9010 Taiga</w:t>
+      </w:r>
+      <w:r>
+        <w:t xml:space="preserve"> (SLU Artdatabanken, 2024).</w:t>
+      </w:r>
+    </w:p>
+    <w:p>
+      <w:r>
+        <w:rPr>
+          <w:b/>
+        </w:rPr>
+        <w:t>Vitgrynig nållav (NT)</w:t>
+      </w:r>
+      <w:r>
+        <w:t xml:space="preserve"> växer nästan uteslutande på bark av gamla, senvuxna granar i skuggiga lägen med hög och jämn luftfuktighet. Den vanligaste naturtypen för arten är kontinuitetsskogar på frisk mark men den finns också i sumpgranskogar. På lång sikt utgör avverkningar av olikåldriga granskogar av naturskogskaraktär ett allvarligt hot mot arten och skogsbruksåtgärder på eller i närheten av växtplatserna bör undvikas. Naturskogsartade, fuktiga granskogar med förekomster av arten signalerar höga biologiska värden och bör bevaras (SLU Artdatabanken, 2024; Nitare &amp; Skogsstyrelsen, 2019).</w:t>
       </w:r>
     </w:p>
     <w:p>
@@ -302,10 +446,95 @@
         <w:rPr>
           <w:b/>
         </w:rPr>
-        <w:t>Garnlav (VU)</w:t>
-      </w:r>
-      <w:r>
-        <w:t xml:space="preserve"> är en utpräglad barrskogsart som ibland kan drapera träden i norrländska grannaturskogar med hög luftfuktighet. Den förekommer även i talldominerade bestånd där den, förutom i trädens grenverk, påträffas hängande över ojämnheter i tallbarken. Arten har minskat starkt i södra och mellersta Sverige och den minskar även i sitt nordliga utbredningsområde. Minskningstakten uppgår till 30 (20–50) % inom 50 år och överstiger gränsvärdet för Sårbar (VU). Orsaken till tillbakagången beror främst på slutavverkningar av naturskogsartade skogar. Bestånd med riklig förekomst bör regelmässigt sparas, vilket även gynnar flera andra sällsynta och rödlistade arter. Garnlav är värdväxt för den mycket sällsynta och akut hotade fjärilen barrskogslavfly (CR) som hör hemma i boreala barrskogar med riklig förekomst av värdväxten. Tidigare kunde arten konstateras årligen på flera platser vid Dala-Floda i Dalarna innan lokalerna kalavverkades. Senaste fyndet i landet av barrskogslavfly är från år 2000 då den påträffades vid Högberget i Sollefteå kommun. Garnlav är typisk art för </w:t>
+        <w:t xml:space="preserve">Skinnlav </w:t>
+      </w:r>
+      <w:r>
+        <w:t xml:space="preserve">förekommer på diverse lövträd, främst på gammal asp och sälg. Den påträffas främst i områden med lång kontinuitet av grova lövträd och signalerar skogsmark med höga naturvärden. På lokalerna förekommer som regel ett flertal andra ovanliga eller rödlistade lavar. I likhet med gelélavarna, etablerar sig skinnlaven i skogsmark på grova aspar i sena lövsuccessioner. Skinnlav är typisk art för </w:t>
+      </w:r>
+      <w:r>
+        <w:rPr>
+          <w:i/>
+        </w:rPr>
+        <w:t xml:space="preserve">9010 Taiga, 9020 Nordlig ädellövskog </w:t>
+      </w:r>
+      <w:r>
+        <w:t xml:space="preserve">och </w:t>
+      </w:r>
+      <w:r>
+        <w:rPr>
+          <w:i/>
+        </w:rPr>
+        <w:t xml:space="preserve">9070 Trädklädd betesmark </w:t>
+      </w:r>
+      <w:r>
+        <w:t>(Nitare &amp; Skogsstyrelsen, 2019; SLU Artdatabanken, 2025).</w:t>
+      </w:r>
+    </w:p>
+    <w:p>
+      <w:r>
+        <w:rPr>
+          <w:b/>
+        </w:rPr>
+        <w:t>Stuplav</w:t>
+      </w:r>
+      <w:r>
+        <w:t xml:space="preserve"> är en mycket bra signalart i hela sitt utbredningsområde och förekommer nästan enbart i skogsmiljöer med höga naturvärden. Den indikerar långvarig förekomst av gamla lövträd och miljöer med konstant hög luftfuktighet. I skogar med suboceaniskt klimat finns det en mycket sällsynt parasit, njurlavsknapp </w:t>
+      </w:r>
+      <w:r>
+        <w:rPr>
+          <w:i/>
+        </w:rPr>
+        <w:t>Pletocarpon nephromeum</w:t>
+      </w:r>
+      <w:r>
+        <w:t xml:space="preserve"> (EN), som växer på stuplav. Ytterligare tre sällsynta lavparasiter, </w:t>
+      </w:r>
+      <w:r>
+        <w:rPr>
+          <w:i/>
+        </w:rPr>
+        <w:t>Protounguicularia nephromatis</w:t>
+      </w:r>
+      <w:r>
+        <w:t xml:space="preserve"> (VU), </w:t>
+      </w:r>
+      <w:r>
+        <w:rPr>
+          <w:i/>
+        </w:rPr>
+        <w:t>Refractohilum galligenum</w:t>
+      </w:r>
+      <w:r>
+        <w:t xml:space="preserve"> (NT) och </w:t>
+      </w:r>
+      <w:r>
+        <w:rPr>
+          <w:i/>
+        </w:rPr>
+        <w:t>Roselliniella nephromatis</w:t>
+      </w:r>
+      <w:r>
+        <w:t xml:space="preserve"> (DD), kan också påträffas på stuplav. Stuplav är typisk art för </w:t>
+      </w:r>
+      <w:r>
+        <w:rPr>
+          <w:i/>
+        </w:rPr>
+        <w:t>9010 Taiga</w:t>
+      </w:r>
+      <w:r>
+        <w:t xml:space="preserve"> (SLU Artdatabanken, 2026; Nitare &amp; Skogsstyrelsen, 2019).</w:t>
+      </w:r>
+    </w:p>
+    <w:p>
+      <w:r>
+        <w:rPr>
+          <w:b/>
+        </w:rPr>
+        <w:t xml:space="preserve">Vedticka </w:t>
+      </w:r>
+      <w:r>
+        <w:t xml:space="preserve">är en bra signalart söder om den naturliga norrlandsgränsen. Den är huvudsakligen knuten till äldre barrskogar där det föreligger långvarig kontinuitet av död barrved. Vedticka är typisk art för </w:t>
       </w:r>
       <w:r>
         <w:rPr>
@@ -314,239 +543,7 @@
         <w:t xml:space="preserve">9010 Taiga </w:t>
       </w:r>
       <w:r>
-        <w:t>och</w:t>
-      </w:r>
-      <w:r>
-        <w:rPr>
-          <w:i/>
-        </w:rPr>
-        <w:t xml:space="preserve"> 9070 Trädklädd betesmark</w:t>
-      </w:r>
-      <w:r>
-        <w:t xml:space="preserve"> (SLU Artdatabanken, 2026).</w:t>
-      </w:r>
-    </w:p>
-    <w:p>
-      <w:r>
-        <w:rPr>
-          <w:b/>
-        </w:rPr>
-        <w:t>Kolflarnlav (NT)</w:t>
-      </w:r>
-      <w:r>
-        <w:t xml:space="preserve"> är brandberoende och växer nästan uteslutande på kolad hård kärnved av tall. Etableringen verkar ske först 100–300 år efter brand och nytt substrat nybildas i mycket begränsad omfattning. Avverkning av tallskog av naturskogskaraktär med spår av återkommande bränder är ett hot och mängden lämplig ved att växa på för arten minskar dels på grund av naturlig nedbrytning men framförallt på grund av att det förstörs i samband med slutavverkningar, gallringar och markberedning. Såväl kolflarnlav som mörk kolflarnlav har glänsande bålfjäll och förekommer främst i tall- och blandbarrskogar av naturskogskaraktär med spår av återkommande bränder. Skogar som dessa hyser höga biologiska värden och bör skyddas. Kolflarnlav är typisk art för </w:t>
-      </w:r>
-      <w:r>
-        <w:rPr>
-          <w:i/>
-        </w:rPr>
-        <w:t>9010 Taiga</w:t>
-      </w:r>
-      <w:r>
-        <w:t xml:space="preserve"> (SLU Artdatabanken, 2024).</w:t>
-      </w:r>
-    </w:p>
-    <w:p>
-      <w:r>
-        <w:rPr>
-          <w:b/>
-        </w:rPr>
-        <w:t>Lunglav (NT)</w:t>
-      </w:r>
-      <w:r>
-        <w:t xml:space="preserve"> är en av vårt lands främsta signalarter som överallt indikerar gamla lövträd, skogsbestånd med höga naturvärden och ekosystem med långskoglig kontinuitet. Lokalt kan förekomsten vara mycket riklig men den hittas nästan enbart i gamla och ej slutavverkade skogar. Artens samtliga förekomster bör uppmärksammas från naturvårdssynpunkt, då många lokaler även hyser andra ovanliga och rödlistade arter. Rikliga förekomster bör skyddas med biotopskydd, frivilliga avsättningar eller reservat. På lunglav kan de sällsynta lavparasiterna lunglavshårprick (CR), </w:t>
-      </w:r>
-      <w:r>
-        <w:rPr>
-          <w:i/>
-        </w:rPr>
-        <w:t>Abrothallus diederichii</w:t>
-      </w:r>
-      <w:r>
-        <w:t xml:space="preserve"> (VU), </w:t>
-      </w:r>
-      <w:r>
-        <w:rPr>
-          <w:i/>
-        </w:rPr>
-        <w:t>Abrothallus lobariae</w:t>
-      </w:r>
-      <w:r>
-        <w:t xml:space="preserve"> (VU), </w:t>
-      </w:r>
-      <w:r>
-        <w:rPr>
-          <w:i/>
-        </w:rPr>
-        <w:t>Calycina lobariae</w:t>
-      </w:r>
-      <w:r>
-        <w:t xml:space="preserve"> (VU), lunglavsknapp (VU) och skrovelmössing (VU) påträffas. Lunglav är typisk art för </w:t>
-      </w:r>
-      <w:r>
-        <w:rPr>
-          <w:i/>
-        </w:rPr>
-        <w:t>9010 Taiga, 9020 Nordlig ädellövskog, 9110 Näringsfattig bokskog, 9130 Näringsrik bokskog, 9160 Näringsrik ekskog, 9180 Ädellövskog i branter, 9190 Näringsfattig ekskog, 9070 Trädklädd betesmark, 9040 Fjällbjörkskog</w:t>
-      </w:r>
-      <w:r>
-        <w:t xml:space="preserve"> och</w:t>
-      </w:r>
-      <w:r>
-        <w:rPr>
-          <w:i/>
-        </w:rPr>
-        <w:t xml:space="preserve"> 6530 Lövängar</w:t>
-      </w:r>
-      <w:r>
-        <w:t xml:space="preserve"> (SLU Artdatabanken, 2026; Nitare &amp; Skogsstyrelsen, 2019).</w:t>
-      </w:r>
-    </w:p>
-    <w:p>
-      <w:r>
-        <w:rPr>
-          <w:b/>
-        </w:rPr>
-        <w:t>Mörk kolflarnlav (NT)</w:t>
-      </w:r>
-      <w:r>
-        <w:t xml:space="preserve"> är brandberoende och växer nästan uteslutande på kolad hård kärnved av tall. Arten förekommer främst i glesa, öppna tall- och blandbarrskogar av naturskogskaraktär och etableringen verkar ske sent efter brand, kanske först efter 100–300 år. Mörk kolflarnlav indikerar skog med höga naturvärden och vanligast är att den påträffas på rester av nedbrunna torrakor och högstubbar och lågstubbar som är så grova att hela innandömet är urbränt. Tall- och blandbarrskogar av naturskogskaraktär med spår av återkommande bränder hyser höga biologiska värden och bör skyddas (SLU Artdatabanken, 2024).</w:t>
-      </w:r>
-    </w:p>
-    <w:p>
-      <w:r>
-        <w:rPr>
-          <w:b/>
-        </w:rPr>
-        <w:t xml:space="preserve">Skinnlav </w:t>
-      </w:r>
-      <w:r>
-        <w:t xml:space="preserve">förekommer på diverse lövträd, främst på gammal asp och sälg. Den påträffas främst i områden med lång kontinuitet av grova lövträd och signalerar skogsmark med höga naturvärden. På lokalerna förekommer som regel ett flertal andra ovanliga eller rödlistade lavar. I likhet med gelélavarna, etablerar sig skinnlaven i skogsmark på grova aspar i sena lövsuccessioner. Skinnlav är typisk art för </w:t>
-      </w:r>
-      <w:r>
-        <w:rPr>
-          <w:i/>
-        </w:rPr>
-        <w:t xml:space="preserve">9010 Taiga, 9020 Nordlig ädellövskog </w:t>
-      </w:r>
-      <w:r>
-        <w:t xml:space="preserve">och </w:t>
-      </w:r>
-      <w:r>
-        <w:rPr>
-          <w:i/>
-        </w:rPr>
-        <w:t xml:space="preserve">9070 Trädklädd betesmark </w:t>
-      </w:r>
-      <w:r>
         <w:t>(Nitare &amp; Skogsstyrelsen, 2019; SLU Artdatabanken, 2025).</w:t>
-      </w:r>
-    </w:p>
-    <w:p>
-      <w:r>
-        <w:rPr>
-          <w:b/>
-        </w:rPr>
-        <w:t>Stuplav</w:t>
-      </w:r>
-      <w:r>
-        <w:t xml:space="preserve"> är en mycket bra signalart i hela sitt utbredningsområde och förekommer nästan enbart i skogsmiljöer med höga naturvärden. Den indikerar långvarig förekomst av gamla lövträd och miljöer med konstant hög luftfuktighet. I skogar med suboceaniskt klimat finns det en mycket sällsynt parasit, njurlavsknapp </w:t>
-      </w:r>
-      <w:r>
-        <w:rPr>
-          <w:i/>
-        </w:rPr>
-        <w:t>Pletocarpon nephromeum</w:t>
-      </w:r>
-      <w:r>
-        <w:t xml:space="preserve"> (EN), som växer på stuplav. Ytterligare tre sällsynta lavparasiter, </w:t>
-      </w:r>
-      <w:r>
-        <w:rPr>
-          <w:i/>
-        </w:rPr>
-        <w:t>Protounguicularia nephromatis</w:t>
-      </w:r>
-      <w:r>
-        <w:t xml:space="preserve"> (VU), </w:t>
-      </w:r>
-      <w:r>
-        <w:rPr>
-          <w:i/>
-        </w:rPr>
-        <w:t>Refractohilum galligenum</w:t>
-      </w:r>
-      <w:r>
-        <w:t xml:space="preserve"> (NT) och </w:t>
-      </w:r>
-      <w:r>
-        <w:rPr>
-          <w:i/>
-        </w:rPr>
-        <w:t>Roselliniella nephromatis</w:t>
-      </w:r>
-      <w:r>
-        <w:t xml:space="preserve"> (DD), kan också påträffas på stuplav. Stuplav är typisk art för </w:t>
-      </w:r>
-      <w:r>
-        <w:rPr>
-          <w:i/>
-        </w:rPr>
-        <w:t>9010 Taiga</w:t>
-      </w:r>
-      <w:r>
-        <w:t xml:space="preserve"> (SLU Artdatabanken, 2026; Nitare &amp; Skogsstyrelsen, 2019).</w:t>
-      </w:r>
-    </w:p>
-    <w:p>
-      <w:r>
-        <w:rPr>
-          <w:b/>
-        </w:rPr>
-        <w:t>Vedskivlav (NT)</w:t>
-      </w:r>
-      <w:r>
-        <w:t xml:space="preserve"> växer på gammal, torr, exponerad, hård kärnved av framförallt tall i naturskogsartade bestånd. Avverkning av tallskog av naturskogskaraktär med spår av återkommande bränder är ett hot. Mängden lämplig ved att växa på för vedskivlav minskar, dels på grund av naturlig nedbrytning men framförallt på grund av att de förstörs i samband med slutavverkningar, gallringar och markberedning. Tall- och blandbarrskogar av naturskogskaraktär med spår av återkommande bränder bör skyddas. Vedskivlav är typisk art för </w:t>
-      </w:r>
-      <w:r>
-        <w:rPr>
-          <w:i/>
-        </w:rPr>
-        <w:t>9010 Taiga</w:t>
-      </w:r>
-      <w:r>
-        <w:t xml:space="preserve"> (SLU Artdatabanken, 2024).</w:t>
-      </w:r>
-    </w:p>
-    <w:p>
-      <w:r>
-        <w:rPr>
-          <w:b/>
-        </w:rPr>
-        <w:t xml:space="preserve">Vedticka </w:t>
-      </w:r>
-      <w:r>
-        <w:t xml:space="preserve">är en bra signalart söder om den naturliga norrlandsgränsen. Den är huvudsakligen knuten till äldre barrskogar där det föreligger långvarig kontinuitet av död barrved. Vedticka är typisk art för </w:t>
-      </w:r>
-      <w:r>
-        <w:rPr>
-          <w:i/>
-        </w:rPr>
-        <w:t xml:space="preserve">9010 Taiga </w:t>
-      </w:r>
-      <w:r>
-        <w:t>(Nitare &amp; Skogsstyrelsen, 2019; SLU Artdatabanken, 2025).</w:t>
-      </w:r>
-    </w:p>
-    <w:p>
-      <w:r>
-        <w:rPr>
-          <w:b/>
-        </w:rPr>
-        <w:t>Vitgrynig nållav (NT)</w:t>
-      </w:r>
-      <w:r>
-        <w:t xml:space="preserve"> växer nästan uteslutande på bark av gamla, senvuxna granar i skuggiga lägen med hög och jämn luftfuktighet. Den vanligaste naturtypen för arten är kontinuitetsskogar på frisk mark men den finns också i sumpgranskogar. På lång sikt utgör avverkningar av olikåldriga granskogar av naturskogskaraktär ett allvarligt hot mot arten och skogsbruksåtgärder på eller i närheten av växtplatserna bör undvikas. Naturskogsartade, fuktiga granskogar med förekomster av arten signalerar höga biologiska värden och bör bevaras (SLU Artdatabanken, 2024; Nitare &amp; Skogsstyrelsen, 2019).</w:t>
       </w:r>
     </w:p>
     <w:p>
@@ -1066,7 +1063,7 @@
     <w:r>
       <w:tab/>
       <w:tab/>
-      <w:t>2026-06-20</w:t>
+      <w:t>2026-06-21</w:t>
       <w:br/>
       <w:br/>
     </w:r>

--- a/klagomål/A 26473-2026 FSC-klagomål.docx
+++ b/klagomål/A 26473-2026 FSC-klagomål.docx
@@ -1063,7 +1063,7 @@
     <w:r>
       <w:tab/>
       <w:tab/>
-      <w:t>2026-06-21</w:t>
+      <w:t>2026-06-22</w:t>
       <w:br/>
       <w:br/>
     </w:r>

--- a/klagomål/A 26473-2026 FSC-klagomål.docx
+++ b/klagomål/A 26473-2026 FSC-klagomål.docx
@@ -1063,7 +1063,7 @@
     <w:r>
       <w:tab/>
       <w:tab/>
-      <w:t>2026-06-22</w:t>
+      <w:t>2026-06-23</w:t>
       <w:br/>
       <w:br/>
     </w:r>

--- a/klagomål/A 26473-2026 FSC-klagomål.docx
+++ b/klagomål/A 26473-2026 FSC-klagomål.docx
@@ -1063,7 +1063,7 @@
     <w:r>
       <w:tab/>
       <w:tab/>
-      <w:t>2026-06-23</w:t>
+      <w:t>2026-06-24</w:t>
       <w:br/>
       <w:br/>
     </w:r>

--- a/klagomål/A 26473-2026 FSC-klagomål.docx
+++ b/klagomål/A 26473-2026 FSC-klagomål.docx
@@ -1063,7 +1063,7 @@
     <w:r>
       <w:tab/>
       <w:tab/>
-      <w:t>2026-06-24</w:t>
+      <w:t>2026-06-25</w:t>
       <w:br/>
       <w:br/>
     </w:r>

--- a/klagomål/A 26473-2026 FSC-klagomål.docx
+++ b/klagomål/A 26473-2026 FSC-klagomål.docx
@@ -1063,7 +1063,7 @@
     <w:r>
       <w:tab/>
       <w:tab/>
-      <w:t>2026-06-25</w:t>
+      <w:t>2026-06-26</w:t>
       <w:br/>
       <w:br/>
     </w:r>

--- a/klagomål/A 26473-2026 FSC-klagomål.docx
+++ b/klagomål/A 26473-2026 FSC-klagomål.docx
@@ -1063,7 +1063,7 @@
     <w:r>
       <w:tab/>
       <w:tab/>
-      <w:t>2026-06-26</w:t>
+      <w:t>2026-06-27</w:t>
       <w:br/>
       <w:br/>
     </w:r>

--- a/klagomål/A 26473-2026 FSC-klagomål.docx
+++ b/klagomål/A 26473-2026 FSC-klagomål.docx
@@ -1063,7 +1063,7 @@
     <w:r>
       <w:tab/>
       <w:tab/>
-      <w:t>2026-06-27</w:t>
+      <w:t>2026-06-28</w:t>
       <w:br/>
       <w:br/>
     </w:r>

--- a/klagomål/A 26473-2026 FSC-klagomål.docx
+++ b/klagomål/A 26473-2026 FSC-klagomål.docx
@@ -1063,7 +1063,7 @@
     <w:r>
       <w:tab/>
       <w:tab/>
-      <w:t>2026-06-28</w:t>
+      <w:t>2026-06-29</w:t>
       <w:br/>
       <w:br/>
     </w:r>

--- a/klagomål/A 26473-2026 FSC-klagomål.docx
+++ b/klagomål/A 26473-2026 FSC-klagomål.docx
@@ -1063,7 +1063,7 @@
     <w:r>
       <w:tab/>
       <w:tab/>
-      <w:t>2026-06-29</w:t>
+      <w:t>2026-06-30</w:t>
       <w:br/>
       <w:br/>
     </w:r>

--- a/klagomål/A 26473-2026 FSC-klagomål.docx
+++ b/klagomål/A 26473-2026 FSC-klagomål.docx
@@ -1063,7 +1063,7 @@
     <w:r>
       <w:tab/>
       <w:tab/>
-      <w:t>2026-06-30</w:t>
+      <w:t>2026-07-01</w:t>
       <w:br/>
       <w:br/>
     </w:r>

--- a/klagomål/A 26473-2026 FSC-klagomål.docx
+++ b/klagomål/A 26473-2026 FSC-klagomål.docx
@@ -1063,7 +1063,7 @@
     <w:r>
       <w:tab/>
       <w:tab/>
-      <w:t>2026-07-01</w:t>
+      <w:t>2026-07-02</w:t>
       <w:br/>
       <w:br/>
     </w:r>

--- a/klagomål/A 26473-2026 FSC-klagomål.docx
+++ b/klagomål/A 26473-2026 FSC-klagomål.docx
@@ -1063,7 +1063,7 @@
     <w:r>
       <w:tab/>
       <w:tab/>
-      <w:t>2026-07-13</w:t>
+      <w:t>2026-07-14</w:t>
       <w:br/>
       <w:br/>
     </w:r>

--- a/klagomål/A 26473-2026 FSC-klagomål.docx
+++ b/klagomål/A 26473-2026 FSC-klagomål.docx
@@ -1063,7 +1063,7 @@
     <w:r>
       <w:tab/>
       <w:tab/>
-      <w:t>2026-07-14</w:t>
+      <w:t>2026-07-15</w:t>
       <w:br/>
       <w:br/>
     </w:r>

--- a/klagomål/A 26473-2026 FSC-klagomål.docx
+++ b/klagomål/A 26473-2026 FSC-klagomål.docx
@@ -1063,7 +1063,7 @@
     <w:r>
       <w:tab/>
       <w:tab/>
-      <w:t>2026-07-15</w:t>
+      <w:t>2026-07-16</w:t>
       <w:br/>
       <w:br/>
     </w:r>

--- a/klagomål/A 26473-2026 FSC-klagomål.docx
+++ b/klagomål/A 26473-2026 FSC-klagomål.docx
@@ -1063,7 +1063,7 @@
     <w:r>
       <w:tab/>
       <w:tab/>
-      <w:t>2026-07-16</w:t>
+      <w:t>2026-07-17</w:t>
       <w:br/>
       <w:br/>
     </w:r>

--- a/klagomål/A 26473-2026 FSC-klagomål.docx
+++ b/klagomål/A 26473-2026 FSC-klagomål.docx
@@ -1063,7 +1063,7 @@
     <w:r>
       <w:tab/>
       <w:tab/>
-      <w:t>2026-07-17</w:t>
+      <w:t>2026-07-18</w:t>
       <w:br/>
       <w:br/>
     </w:r>

--- a/klagomål/A 26473-2026 FSC-klagomål.docx
+++ b/klagomål/A 26473-2026 FSC-klagomål.docx
@@ -1063,7 +1063,7 @@
     <w:r>
       <w:tab/>
       <w:tab/>
-      <w:t>2026-07-18</w:t>
+      <w:t>2026-07-19</w:t>
       <w:br/>
       <w:br/>
     </w:r>

--- a/klagomål/A 26473-2026 FSC-klagomål.docx
+++ b/klagomål/A 26473-2026 FSC-klagomål.docx
@@ -1063,7 +1063,7 @@
     <w:r>
       <w:tab/>
       <w:tab/>
-      <w:t>2026-07-19</w:t>
+      <w:t>2026-07-20</w:t>
       <w:br/>
       <w:br/>
     </w:r>

--- a/klagomål/A 26473-2026 FSC-klagomål.docx
+++ b/klagomål/A 26473-2026 FSC-klagomål.docx
@@ -1063,7 +1063,7 @@
     <w:r>
       <w:tab/>
       <w:tab/>
-      <w:t>2026-07-20</w:t>
+      <w:t>2026-07-21</w:t>
       <w:br/>
       <w:br/>
     </w:r>

--- a/klagomål/A 26473-2026 FSC-klagomål.docx
+++ b/klagomål/A 26473-2026 FSC-klagomål.docx
@@ -1063,7 +1063,7 @@
     <w:r>
       <w:tab/>
       <w:tab/>
-      <w:t>2026-07-21</w:t>
+      <w:t>2026-07-22</w:t>
       <w:br/>
       <w:br/>
     </w:r>

--- a/klagomål/A 26473-2026 FSC-klagomål.docx
+++ b/klagomål/A 26473-2026 FSC-klagomål.docx
@@ -1063,7 +1063,7 @@
     <w:r>
       <w:tab/>
       <w:tab/>
-      <w:t>2026-07-22</w:t>
+      <w:t>2026-07-23</w:t>
       <w:br/>
       <w:br/>
     </w:r>

--- a/klagomål/A 26473-2026 FSC-klagomål.docx
+++ b/klagomål/A 26473-2026 FSC-klagomål.docx
@@ -1063,7 +1063,7 @@
     <w:r>
       <w:tab/>
       <w:tab/>
-      <w:t>2026-07-23</w:t>
+      <w:t>2026-07-24</w:t>
       <w:br/>
       <w:br/>
     </w:r>

--- a/klagomål/A 26473-2026 FSC-klagomål.docx
+++ b/klagomål/A 26473-2026 FSC-klagomål.docx
@@ -1063,7 +1063,7 @@
     <w:r>
       <w:tab/>
       <w:tab/>
-      <w:t>2026-07-24</w:t>
+      <w:t>2026-07-25</w:t>
       <w:br/>
       <w:br/>
     </w:r>

--- a/klagomål/A 26473-2026 FSC-klagomål.docx
+++ b/klagomål/A 26473-2026 FSC-klagomål.docx
@@ -1063,7 +1063,7 @@
     <w:r>
       <w:tab/>
       <w:tab/>
-      <w:t>2026-07-25</w:t>
+      <w:t>2026-07-26</w:t>
       <w:br/>
       <w:br/>
     </w:r>

--- a/klagomål/A 26473-2026 FSC-klagomål.docx
+++ b/klagomål/A 26473-2026 FSC-klagomål.docx
@@ -1063,7 +1063,7 @@
     <w:r>
       <w:tab/>
       <w:tab/>
-      <w:t>2026-07-26</w:t>
+      <w:t>2026-07-27</w:t>
       <w:br/>
       <w:br/>
     </w:r>

--- a/klagomål/A 26473-2026 FSC-klagomål.docx
+++ b/klagomål/A 26473-2026 FSC-klagomål.docx
@@ -1063,7 +1063,7 @@
     <w:r>
       <w:tab/>
       <w:tab/>
-      <w:t>2026-07-27</w:t>
+      <w:t>2026-07-28</w:t>
       <w:br/>
       <w:br/>
     </w:r>

--- a/klagomål/A 26473-2026 FSC-klagomål.docx
+++ b/klagomål/A 26473-2026 FSC-klagomål.docx
@@ -1063,7 +1063,7 @@
     <w:r>
       <w:tab/>
       <w:tab/>
-      <w:t>2026-07-28</w:t>
+      <w:t>2026-07-29</w:t>
       <w:br/>
       <w:br/>
     </w:r>

--- a/klagomål/A 26473-2026 FSC-klagomål.docx
+++ b/klagomål/A 26473-2026 FSC-klagomål.docx
@@ -1063,7 +1063,7 @@
     <w:r>
       <w:tab/>
       <w:tab/>
-      <w:t>2026-07-29</w:t>
+      <w:t>2026-07-30</w:t>
       <w:br/>
       <w:br/>
     </w:r>

--- a/klagomål/A 26473-2026 FSC-klagomål.docx
+++ b/klagomål/A 26473-2026 FSC-klagomål.docx
@@ -1063,7 +1063,7 @@
     <w:r>
       <w:tab/>
       <w:tab/>
-      <w:t>2026-07-30</w:t>
+      <w:t>2026-07-31</w:t>
       <w:br/>
       <w:br/>
     </w:r>

--- a/klagomål/A 26473-2026 FSC-klagomål.docx
+++ b/klagomål/A 26473-2026 FSC-klagomål.docx
@@ -1063,7 +1063,7 @@
     <w:r>
       <w:tab/>
       <w:tab/>
-      <w:t>2026-07-31</w:t>
+      <w:t>2026-08-01</w:t>
       <w:br/>
       <w:br/>
     </w:r>

--- a/klagomål/A 26473-2026 FSC-klagomål.docx
+++ b/klagomål/A 26473-2026 FSC-klagomål.docx
@@ -1063,7 +1063,7 @@
     <w:r>
       <w:tab/>
       <w:tab/>
-      <w:t>2026-08-01</w:t>
+      <w:t>2026-08-02</w:t>
       <w:br/>
       <w:br/>
     </w:r>

--- a/klagomål/A 26473-2026 FSC-klagomål.docx
+++ b/klagomål/A 26473-2026 FSC-klagomål.docx
@@ -1063,7 +1063,7 @@
     <w:r>
       <w:tab/>
       <w:tab/>
-      <w:t>2026-08-02</w:t>
+      <w:t>2026-08-03</w:t>
       <w:br/>
       <w:br/>
     </w:r>

--- a/klagomål/A 26473-2026 FSC-klagomål.docx
+++ b/klagomål/A 26473-2026 FSC-klagomål.docx
@@ -1063,7 +1063,7 @@
     <w:r>
       <w:tab/>
       <w:tab/>
-      <w:t>2026-08-03</w:t>
+      <w:t>2026-08-05</w:t>
       <w:br/>
       <w:br/>
     </w:r>

--- a/klagomål/A 26473-2026 FSC-klagomål.docx
+++ b/klagomål/A 26473-2026 FSC-klagomål.docx
@@ -1063,7 +1063,7 @@
     <w:r>
       <w:tab/>
       <w:tab/>
-      <w:t>2026-08-05</w:t>
+      <w:t>2026-08-07</w:t>
       <w:br/>
       <w:br/>
     </w:r>

--- a/klagomål/A 26473-2026 FSC-klagomål.docx
+++ b/klagomål/A 26473-2026 FSC-klagomål.docx
@@ -1063,7 +1063,7 @@
     <w:r>
       <w:tab/>
       <w:tab/>
-      <w:t>2026-08-07</w:t>
+      <w:t>2026-08-08</w:t>
       <w:br/>
       <w:br/>
     </w:r>

--- a/klagomål/A 26473-2026 FSC-klagomål.docx
+++ b/klagomål/A 26473-2026 FSC-klagomål.docx
@@ -216,7 +216,7 @@
         <w:spacing w:after="240"/>
       </w:pPr>
       <w:r>
-        <w:t>Figur 1. Fyndplatser för naturvårdsarter i och inom 24 meter från avverkningsanmälan. Markörer utan svart kant är placerade på fyndplatsen. Markörer med svart kant är placerade vid sidan av fyndplatsen har ett svart streck som visar fyndplatsens exakta position. Kartans mittpunktskoordinat är N 7039968, E 534372 i SWEREF 99 TM.</w:t>
+        <w:t>Figur 1. Fyndplatser för naturvårdsarter i och inom 24 meter från avverkningsanmälan. Markörer utan svart kant är placerade på fyndplatsen. Markörer med svart kant är placerade vid sidan av fyndplatsen och har ett svart streck som visar fyndplatsens exakta position. Kartans mittpunktskoordinat är N 7039968, E 534372 i SWEREF 99 TM.</w:t>
       </w:r>
     </w:p>
     <w:p>
@@ -1063,7 +1063,7 @@
     <w:r>
       <w:tab/>
       <w:tab/>
-      <w:t>2026-08-14</w:t>
+      <w:t>2026-08-15</w:t>
       <w:br/>
       <w:br/>
     </w:r>

--- a/klagomål/A 26473-2026 FSC-klagomål.docx
+++ b/klagomål/A 26473-2026 FSC-klagomål.docx
@@ -1063,7 +1063,7 @@
     <w:r>
       <w:tab/>
       <w:tab/>
-      <w:t>2026-08-15</w:t>
+      <w:t>2026-08-16</w:t>
       <w:br/>
       <w:br/>
     </w:r>

--- a/klagomål/A 26473-2026 FSC-klagomål.docx
+++ b/klagomål/A 26473-2026 FSC-klagomål.docx
@@ -1063,7 +1063,7 @@
     <w:r>
       <w:tab/>
       <w:tab/>
-      <w:t>2026-08-16</w:t>
+      <w:t>2026-08-17</w:t>
       <w:br/>
       <w:br/>
     </w:r>

--- a/klagomål/A 26473-2026 FSC-klagomål.docx
+++ b/klagomål/A 26473-2026 FSC-klagomål.docx
@@ -1063,7 +1063,7 @@
     <w:r>
       <w:tab/>
       <w:tab/>
-      <w:t>2026-08-17</w:t>
+      <w:t>2026-08-18</w:t>
       <w:br/>
       <w:br/>
     </w:r>

--- a/klagomål/A 26473-2026 FSC-klagomål.docx
+++ b/klagomål/A 26473-2026 FSC-klagomål.docx
@@ -1063,7 +1063,7 @@
     <w:r>
       <w:tab/>
       <w:tab/>
-      <w:t>2026-08-18</w:t>
+      <w:t>2026-08-19</w:t>
       <w:br/>
       <w:br/>
     </w:r>

--- a/klagomål/A 26473-2026 FSC-klagomål.docx
+++ b/klagomål/A 26473-2026 FSC-klagomål.docx
@@ -1063,7 +1063,7 @@
     <w:r>
       <w:tab/>
       <w:tab/>
-      <w:t>2026-08-19</w:t>
+      <w:t>2026-08-20</w:t>
       <w:br/>
       <w:br/>
     </w:r>

--- a/klagomål/A 26473-2026 FSC-klagomål.docx
+++ b/klagomål/A 26473-2026 FSC-klagomål.docx
@@ -1063,7 +1063,7 @@
     <w:r>
       <w:tab/>
       <w:tab/>
-      <w:t>2026-08-20</w:t>
+      <w:t>2026-08-21</w:t>
       <w:br/>
       <w:br/>
     </w:r>

--- a/klagomål/A 26473-2026 FSC-klagomål.docx
+++ b/klagomål/A 26473-2026 FSC-klagomål.docx
@@ -1063,7 +1063,7 @@
     <w:r>
       <w:tab/>
       <w:tab/>
-      <w:t>2026-08-21</w:t>
+      <w:t>2026-08-22</w:t>
       <w:br/>
       <w:br/>
     </w:r>

--- a/klagomål/A 26473-2026 FSC-klagomål.docx
+++ b/klagomål/A 26473-2026 FSC-klagomål.docx
@@ -1063,7 +1063,7 @@
     <w:r>
       <w:tab/>
       <w:tab/>
-      <w:t>2026-08-22</w:t>
+      <w:t>2026-08-23</w:t>
       <w:br/>
       <w:br/>
     </w:r>

--- a/klagomål/A 26473-2026 FSC-klagomål.docx
+++ b/klagomål/A 26473-2026 FSC-klagomål.docx
@@ -1063,7 +1063,7 @@
     <w:r>
       <w:tab/>
       <w:tab/>
-      <w:t>2026-08-23</w:t>
+      <w:t>2026-08-24</w:t>
       <w:br/>
       <w:br/>
     </w:r>

--- a/klagomål/A 26473-2026 FSC-klagomål.docx
+++ b/klagomål/A 26473-2026 FSC-klagomål.docx
@@ -1063,7 +1063,7 @@
     <w:r>
       <w:tab/>
       <w:tab/>
-      <w:t>2026-08-24</w:t>
+      <w:t>2026-08-25</w:t>
       <w:br/>
       <w:br/>
     </w:r>

--- a/klagomål/A 26473-2026 FSC-klagomål.docx
+++ b/klagomål/A 26473-2026 FSC-klagomål.docx
@@ -1063,7 +1063,7 @@
     <w:r>
       <w:tab/>
       <w:tab/>
-      <w:t>2026-08-25</w:t>
+      <w:t>2026-08-26</w:t>
       <w:br/>
       <w:br/>
     </w:r>

--- a/klagomål/A 26473-2026 FSC-klagomål.docx
+++ b/klagomål/A 26473-2026 FSC-klagomål.docx
@@ -1063,7 +1063,7 @@
     <w:r>
       <w:tab/>
       <w:tab/>
-      <w:t>2026-08-26</w:t>
+      <w:t>2026-08-27</w:t>
       <w:br/>
       <w:br/>
     </w:r>

--- a/klagomål/A 26473-2026 FSC-klagomål.docx
+++ b/klagomål/A 26473-2026 FSC-klagomål.docx
@@ -1063,7 +1063,7 @@
     <w:r>
       <w:tab/>
       <w:tab/>
-      <w:t>2026-08-27</w:t>
+      <w:t>2026-08-28</w:t>
       <w:br/>
       <w:br/>
     </w:r>

--- a/klagomål/A 26473-2026 FSC-klagomål.docx
+++ b/klagomål/A 26473-2026 FSC-klagomål.docx
@@ -1063,7 +1063,7 @@
     <w:r>
       <w:tab/>
       <w:tab/>
-      <w:t>2026-08-28</w:t>
+      <w:t>2026-08-29</w:t>
       <w:br/>
       <w:br/>
     </w:r>

--- a/klagomål/A 26473-2026 FSC-klagomål.docx
+++ b/klagomål/A 26473-2026 FSC-klagomål.docx
@@ -1063,7 +1063,7 @@
     <w:r>
       <w:tab/>
       <w:tab/>
-      <w:t>2026-08-29</w:t>
+      <w:t>2026-08-31</w:t>
       <w:br/>
       <w:br/>
     </w:r>

--- a/klagomål/A 26473-2026 FSC-klagomål.docx
+++ b/klagomål/A 26473-2026 FSC-klagomål.docx
@@ -1063,7 +1063,7 @@
     <w:r>
       <w:tab/>
       <w:tab/>
-      <w:t>2026-08-31</w:t>
+      <w:t>2026-09-01</w:t>
       <w:br/>
       <w:br/>
     </w:r>

--- a/klagomål/A 26473-2026 FSC-klagomål.docx
+++ b/klagomål/A 26473-2026 FSC-klagomål.docx
@@ -1063,7 +1063,7 @@
     <w:r>
       <w:tab/>
       <w:tab/>
-      <w:t>2026-09-01</w:t>
+      <w:t>2026-09-02</w:t>
       <w:br/>
       <w:br/>
     </w:r>

--- a/klagomål/A 26473-2026 FSC-klagomål.docx
+++ b/klagomål/A 26473-2026 FSC-klagomål.docx
@@ -1063,7 +1063,7 @@
     <w:r>
       <w:tab/>
       <w:tab/>
-      <w:t>2026-09-02</w:t>
+      <w:t>2026-09-03</w:t>
       <w:br/>
       <w:br/>
     </w:r>

--- a/klagomål/A 26473-2026 FSC-klagomål.docx
+++ b/klagomål/A 26473-2026 FSC-klagomål.docx
@@ -1063,7 +1063,7 @@
     <w:r>
       <w:tab/>
       <w:tab/>
-      <w:t>2026-09-03</w:t>
+      <w:t>2026-09-04</w:t>
       <w:br/>
       <w:br/>
     </w:r>

--- a/klagomål/A 26473-2026 FSC-klagomål.docx
+++ b/klagomål/A 26473-2026 FSC-klagomål.docx
@@ -1063,7 +1063,7 @@
     <w:r>
       <w:tab/>
       <w:tab/>
-      <w:t>2026-09-04</w:t>
+      <w:t>2026-09-05</w:t>
       <w:br/>
       <w:br/>
     </w:r>

--- a/klagomål/A 26473-2026 FSC-klagomål.docx
+++ b/klagomål/A 26473-2026 FSC-klagomål.docx
@@ -1063,7 +1063,7 @@
     <w:r>
       <w:tab/>
       <w:tab/>
-      <w:t>2026-09-05</w:t>
+      <w:t>2026-09-06</w:t>
       <w:br/>
       <w:br/>
     </w:r>

--- a/klagomål/A 26473-2026 FSC-klagomål.docx
+++ b/klagomål/A 26473-2026 FSC-klagomål.docx
@@ -1063,7 +1063,7 @@
     <w:r>
       <w:tab/>
       <w:tab/>
-      <w:t>2026-09-06</w:t>
+      <w:t>2026-09-07</w:t>
       <w:br/>
       <w:br/>
     </w:r>

--- a/klagomål/A 26473-2026 FSC-klagomål.docx
+++ b/klagomål/A 26473-2026 FSC-klagomål.docx
@@ -1063,7 +1063,7 @@
     <w:r>
       <w:tab/>
       <w:tab/>
-      <w:t>2026-09-07</w:t>
+      <w:t>2026-09-08</w:t>
       <w:br/>
       <w:br/>
     </w:r>

--- a/klagomål/A 26473-2026 FSC-klagomål.docx
+++ b/klagomål/A 26473-2026 FSC-klagomål.docx
@@ -1063,7 +1063,7 @@
     <w:r>
       <w:tab/>
       <w:tab/>
-      <w:t>2026-09-08</w:t>
+      <w:t>2026-09-09</w:t>
       <w:br/>
       <w:br/>
     </w:r>

--- a/klagomål/A 26473-2026 FSC-klagomål.docx
+++ b/klagomål/A 26473-2026 FSC-klagomål.docx
@@ -1063,7 +1063,7 @@
     <w:r>
       <w:tab/>
       <w:tab/>
-      <w:t>2026-09-09</w:t>
+      <w:t>2026-09-10</w:t>
       <w:br/>
       <w:br/>
     </w:r>

--- a/klagomål/A 26473-2026 FSC-klagomål.docx
+++ b/klagomål/A 26473-2026 FSC-klagomål.docx
@@ -1063,7 +1063,7 @@
     <w:r>
       <w:tab/>
       <w:tab/>
-      <w:t>2026-09-10</w:t>
+      <w:t>2026-09-11</w:t>
       <w:br/>
       <w:br/>
     </w:r>

--- a/klagomål/A 26473-2026 FSC-klagomål.docx
+++ b/klagomål/A 26473-2026 FSC-klagomål.docx
@@ -1063,7 +1063,7 @@
     <w:r>
       <w:tab/>
       <w:tab/>
-      <w:t>2026-09-11</w:t>
+      <w:t>2026-09-12</w:t>
       <w:br/>
       <w:br/>
     </w:r>
